--- a/rapports/2026-06-06/EQ2/EQ2_enq5_v2/DR_011301410093/13-98-85-02.docx
+++ b/rapports/2026-06-06/EQ2/EQ2_enq5_v2/DR_011301410093/13-98-85-02.docx
@@ -297,7 +297,7 @@
           <w:color w:val="1F6FEB"/>
           <w:sz w:val="22"/>
         </w:rPr>
-        <w:t>⚠ INCOHÉRENCES À CORRIGER (89)</w:t>
+        <w:t>⚠ INCOHÉRENCES À CORRIGER (84)</w:t>
       </w:r>
     </w:p>
     <w:tbl>
@@ -1354,7 +1354,7 @@
                 <w:color w:val="16A34A"/>
                 <w:sz w:val="16"/>
               </w:rPr>
-              <w:t>—</w:t>
+              <w:t>s02q33, s01q00b</w:t>
             </w:r>
           </w:p>
         </w:tc>
@@ -1385,7 +1385,7 @@
                 <w:i w:val="0"/>
                 <w:sz w:val="17"/>
               </w:rPr>
-              <w:t>Incohérence!!! seulement les écoles privées paient les frais de scolarité (y compris les frais d'inscription).</w:t>
+              <w:t>Incoherent!!! La dernière fois que Doro Camara a  fréquenté l'école est 9999.</w:t>
             </w:r>
           </w:p>
         </w:tc>
@@ -1444,7 +1444,7 @@
                 <w:color w:val="16A34A"/>
                 <w:sz w:val="16"/>
               </w:rPr>
-              <w:t>s01q32, s01q36, s01q38, s04q37_modif, s02q33, s02q34, s01q00b</w:t>
+              <w:t>—</w:t>
             </w:r>
           </w:p>
         </w:tc>
@@ -1475,7 +1475,7 @@
                 <w:i w:val="0"/>
                 <w:sz w:val="17"/>
               </w:rPr>
-              <w:t>Peu probable!!! Vu l'âge (16 ans) de Dialika Camara ou l'année à laquelle Dialika Camara a fréquenté l'école pour la dernière fois (.) le dernier diplome de Dialika Camara ne peut être le Certificat d'études primaires (CEP), prière de corriger cette incohérence ou confirmer avec le QG.</w:t>
+              <w:t>Incohérent!! Le niveau d'instruction déclaré par l'un des enfants () au niveau de la section 1 de Ibrahima Camara diffère de celui donné par Ibrahima Camara lui-même qui affirme ne pas avoir frequenté l'école formelle.</w:t>
             </w:r>
           </w:p>
         </w:tc>
@@ -1534,7 +1534,7 @@
                 <w:color w:val="16A34A"/>
                 <w:sz w:val="16"/>
               </w:rPr>
-              <w:t>s02q33, s01q00b</w:t>
+              <w:t>—</w:t>
             </w:r>
           </w:p>
         </w:tc>
@@ -1565,7 +1565,7 @@
                 <w:i w:val="0"/>
                 <w:sz w:val="17"/>
               </w:rPr>
-              <w:t>Incoherent!!! La dernière fois que Doro Camara a  fréquenté l'école est 9999.</w:t>
+              <w:t>Incohérent!! Le niveau d'instruction déclaré par l'un des enfants () au niveau de la section 1 de Mbacke Ndiaye diffère de celui donné par Mbacke Ndiaye lui-même qui affirme ne pas avoir frequenté l'école formelle.</w:t>
             </w:r>
           </w:p>
         </w:tc>
@@ -1624,7 +1624,7 @@
                 <w:color w:val="16A34A"/>
                 <w:sz w:val="16"/>
               </w:rPr>
-              <w:t>—</w:t>
+              <w:t>s01q32, s01q36, s01q38, s04q37_modif, s02q33, s02q34, s01q00b</w:t>
             </w:r>
           </w:p>
         </w:tc>
@@ -1655,7 +1655,7 @@
                 <w:i w:val="0"/>
                 <w:sz w:val="17"/>
               </w:rPr>
-              <w:t>Incohérent!! Le niveau d'instruction déclaré par l'un des enfants () au niveau de la section 1 de Ibrahima Camara diffère de celui donné par Ibrahima Camara lui-même qui affirme ne pas avoir frequenté l'école formelle.</w:t>
+              <w:t>Peu probable!!! Vu l'âge (16 ans) de Dialika Camara ou l'année à laquelle Dialika Camara a fréquenté l'école pour la dernière fois (.) le dernier diplome de Dialika Camara ne peut être le Certificat d'études primaires (CEP), prière de corriger cette incohérence ou confirmer avec le QG.</w:t>
             </w:r>
           </w:p>
         </w:tc>
@@ -1688,6 +1688,906 @@
                 <w:i w:val="0"/>
                 <w:sz w:val="16"/>
               </w:rPr>
+              <w:t>S11</w:t>
+              <w:br/>
+            </w:r>
+            <w:r>
+              <w:rPr>
+                <w:b w:val="0"/>
+                <w:i w:val="0"/>
+                <w:color w:val="64748B"/>
+                <w:sz w:val="14"/>
+              </w:rPr>
+              <w:t>Logement / cadre de vie</w:t>
+            </w:r>
+          </w:p>
+        </w:tc>
+        <w:tc>
+          <w:tcPr>
+            <w:tcW w:type="dxa" w:w="1531"/>
+          </w:tcPr>
+          <w:p>
+            <w:r>
+              <w:rPr>
+                <w:b/>
+                <w:i w:val="0"/>
+                <w:color w:val="16A34A"/>
+                <w:sz w:val="16"/>
+              </w:rPr>
+              <w:t>s01q10, s02q30, s02q34, s03q50, s04q23, s04q24, s04q37, s04q44</w:t>
+            </w:r>
+          </w:p>
+        </w:tc>
+        <w:tc>
+          <w:tcPr>
+            <w:tcW w:type="dxa" w:w="1191"/>
+          </w:tcPr>
+          <w:p>
+            <w:r>
+              <w:rPr>
+                <w:b w:val="0"/>
+                <w:i w:val="0"/>
+                <w:color w:val="64748B"/>
+                <w:sz w:val="16"/>
+              </w:rPr>
+              <w:t>GT-CQ</w:t>
+            </w:r>
+          </w:p>
+        </w:tc>
+        <w:tc>
+          <w:tcPr>
+            <w:tcW w:type="dxa" w:w="4706"/>
+          </w:tcPr>
+          <w:p>
+            <w:r>
+              <w:rPr>
+                <w:b w:val="0"/>
+                <w:i w:val="0"/>
+                <w:sz w:val="17"/>
+              </w:rPr>
+              <w:t>Le montant de la dernière facture d'eau est de 0 FCFA  qui semble incohérent, Prière de vérifier les questions 11.23a et 11.23b auprès du ménage ou confirmer.</w:t>
+            </w:r>
+          </w:p>
+        </w:tc>
+      </w:tr>
+      <w:tr>
+        <w:tc>
+          <w:tcPr>
+            <w:tcW w:type="dxa" w:w="964"/>
+          </w:tcPr>
+          <w:p>
+            <w:r>
+              <w:rPr>
+                <w:b/>
+                <w:i w:val="0"/>
+                <w:color w:val="EA580C"/>
+                <w:sz w:val="16"/>
+              </w:rPr>
+              <w:t>Moyenne</w:t>
+            </w:r>
+          </w:p>
+        </w:tc>
+        <w:tc>
+          <w:tcPr>
+            <w:tcW w:type="dxa" w:w="1247"/>
+          </w:tcPr>
+          <w:p>
+            <w:r>
+              <w:rPr>
+                <w:b/>
+                <w:i w:val="0"/>
+                <w:sz w:val="16"/>
+              </w:rPr>
+              <w:t>S00</w:t>
+              <w:br/>
+            </w:r>
+            <w:r>
+              <w:rPr>
+                <w:b w:val="0"/>
+                <w:i w:val="0"/>
+                <w:color w:val="64748B"/>
+                <w:sz w:val="14"/>
+              </w:rPr>
+              <w:t>Identification</w:t>
+            </w:r>
+          </w:p>
+        </w:tc>
+        <w:tc>
+          <w:tcPr>
+            <w:tcW w:type="dxa" w:w="1531"/>
+          </w:tcPr>
+          <w:p>
+            <w:r>
+              <w:rPr>
+                <w:b/>
+                <w:i w:val="0"/>
+                <w:color w:val="16A34A"/>
+                <w:sz w:val="16"/>
+              </w:rPr>
+              <w:t>—</w:t>
+            </w:r>
+          </w:p>
+        </w:tc>
+        <w:tc>
+          <w:tcPr>
+            <w:tcW w:type="dxa" w:w="1191"/>
+          </w:tcPr>
+          <w:p>
+            <w:r>
+              <w:rPr>
+                <w:b w:val="0"/>
+                <w:i w:val="0"/>
+                <w:color w:val="64748B"/>
+                <w:sz w:val="16"/>
+              </w:rPr>
+              <w:t>GT-CQ</w:t>
+            </w:r>
+          </w:p>
+        </w:tc>
+        <w:tc>
+          <w:tcPr>
+            <w:tcW w:type="dxa" w:w="4706"/>
+          </w:tcPr>
+          <w:p>
+            <w:r>
+              <w:rPr>
+                <w:b w:val="0"/>
+                <w:i w:val="0"/>
+                <w:sz w:val="17"/>
+              </w:rPr>
+              <w:t>Les coordonnées GPS ménage prises lors de l'enquête principale diffèrent de celles du dénombrement, êtes vous sûr d'avoir enquêté le bon ménage si non chercher le bon ménage.</w:t>
+            </w:r>
+          </w:p>
+        </w:tc>
+      </w:tr>
+      <w:tr>
+        <w:tc>
+          <w:tcPr>
+            <w:tcW w:type="dxa" w:w="964"/>
+          </w:tcPr>
+          <w:p>
+            <w:r>
+              <w:rPr>
+                <w:b/>
+                <w:i w:val="0"/>
+                <w:color w:val="EA580C"/>
+                <w:sz w:val="16"/>
+              </w:rPr>
+              <w:t>Moyenne</w:t>
+            </w:r>
+          </w:p>
+        </w:tc>
+        <w:tc>
+          <w:tcPr>
+            <w:tcW w:type="dxa" w:w="1247"/>
+          </w:tcPr>
+          <w:p>
+            <w:r>
+              <w:rPr>
+                <w:b/>
+                <w:i w:val="0"/>
+                <w:sz w:val="16"/>
+              </w:rPr>
+              <w:t>S00</w:t>
+              <w:br/>
+            </w:r>
+            <w:r>
+              <w:rPr>
+                <w:b w:val="0"/>
+                <w:i w:val="0"/>
+                <w:color w:val="64748B"/>
+                <w:sz w:val="14"/>
+              </w:rPr>
+              <w:t>Identification</w:t>
+            </w:r>
+          </w:p>
+        </w:tc>
+        <w:tc>
+          <w:tcPr>
+            <w:tcW w:type="dxa" w:w="1531"/>
+          </w:tcPr>
+          <w:p>
+            <w:r>
+              <w:rPr>
+                <w:b/>
+                <w:i w:val="0"/>
+                <w:color w:val="16A34A"/>
+                <w:sz w:val="16"/>
+              </w:rPr>
+              <w:t>—</w:t>
+            </w:r>
+          </w:p>
+        </w:tc>
+        <w:tc>
+          <w:tcPr>
+            <w:tcW w:type="dxa" w:w="1191"/>
+          </w:tcPr>
+          <w:p>
+            <w:r>
+              <w:rPr>
+                <w:b w:val="0"/>
+                <w:i w:val="0"/>
+                <w:color w:val="64748B"/>
+                <w:sz w:val="16"/>
+              </w:rPr>
+              <w:t>GT-CQ</w:t>
+            </w:r>
+          </w:p>
+        </w:tc>
+        <w:tc>
+          <w:tcPr>
+            <w:tcW w:type="dxa" w:w="4706"/>
+          </w:tcPr>
+          <w:p>
+            <w:r>
+              <w:rPr>
+                <w:b w:val="0"/>
+                <w:i w:val="0"/>
+                <w:sz w:val="17"/>
+              </w:rPr>
+              <w:t>L'adresse ou la localisation du ménage doit être bien renseignée, ne doit pas contenir des numéros de téléphone et elle semble courte pour être une adresse.</w:t>
+            </w:r>
+          </w:p>
+        </w:tc>
+      </w:tr>
+      <w:tr>
+        <w:tc>
+          <w:tcPr>
+            <w:tcW w:type="dxa" w:w="964"/>
+          </w:tcPr>
+          <w:p>
+            <w:r>
+              <w:rPr>
+                <w:b/>
+                <w:i w:val="0"/>
+                <w:color w:val="EA580C"/>
+                <w:sz w:val="16"/>
+              </w:rPr>
+              <w:t>Moyenne</w:t>
+            </w:r>
+          </w:p>
+        </w:tc>
+        <w:tc>
+          <w:tcPr>
+            <w:tcW w:type="dxa" w:w="1247"/>
+          </w:tcPr>
+          <w:p>
+            <w:r>
+              <w:rPr>
+                <w:b/>
+                <w:i w:val="0"/>
+                <w:sz w:val="16"/>
+              </w:rPr>
+              <w:t>S00</w:t>
+              <w:br/>
+            </w:r>
+            <w:r>
+              <w:rPr>
+                <w:b w:val="0"/>
+                <w:i w:val="0"/>
+                <w:color w:val="64748B"/>
+                <w:sz w:val="14"/>
+              </w:rPr>
+              <w:t>Identification</w:t>
+            </w:r>
+          </w:p>
+        </w:tc>
+        <w:tc>
+          <w:tcPr>
+            <w:tcW w:type="dxa" w:w="1531"/>
+          </w:tcPr>
+          <w:p>
+            <w:r>
+              <w:rPr>
+                <w:b/>
+                <w:i w:val="0"/>
+                <w:color w:val="16A34A"/>
+                <w:sz w:val="16"/>
+              </w:rPr>
+              <w:t>—</w:t>
+            </w:r>
+          </w:p>
+        </w:tc>
+        <w:tc>
+          <w:tcPr>
+            <w:tcW w:type="dxa" w:w="1191"/>
+          </w:tcPr>
+          <w:p>
+            <w:r>
+              <w:rPr>
+                <w:b w:val="0"/>
+                <w:i w:val="0"/>
+                <w:color w:val="64748B"/>
+                <w:sz w:val="16"/>
+              </w:rPr>
+              <w:t>GT-CQ</w:t>
+            </w:r>
+          </w:p>
+        </w:tc>
+        <w:tc>
+          <w:tcPr>
+            <w:tcW w:type="dxa" w:w="4706"/>
+          </w:tcPr>
+          <w:p>
+            <w:r>
+              <w:rPr>
+                <w:b w:val="0"/>
+                <w:i w:val="0"/>
+                <w:sz w:val="17"/>
+              </w:rPr>
+              <w:t>Prière de renseigner la bonne adresse.</w:t>
+            </w:r>
+          </w:p>
+        </w:tc>
+      </w:tr>
+      <w:tr>
+        <w:tc>
+          <w:tcPr>
+            <w:tcW w:type="dxa" w:w="964"/>
+          </w:tcPr>
+          <w:p>
+            <w:r>
+              <w:rPr>
+                <w:b/>
+                <w:i w:val="0"/>
+                <w:color w:val="EA580C"/>
+                <w:sz w:val="16"/>
+              </w:rPr>
+              <w:t>Moyenne</w:t>
+            </w:r>
+          </w:p>
+        </w:tc>
+        <w:tc>
+          <w:tcPr>
+            <w:tcW w:type="dxa" w:w="1247"/>
+          </w:tcPr>
+          <w:p>
+            <w:r>
+              <w:rPr>
+                <w:b/>
+                <w:i w:val="0"/>
+                <w:sz w:val="16"/>
+              </w:rPr>
+              <w:t>S01</w:t>
+              <w:br/>
+            </w:r>
+            <w:r>
+              <w:rPr>
+                <w:b w:val="0"/>
+                <w:i w:val="0"/>
+                <w:color w:val="64748B"/>
+                <w:sz w:val="14"/>
+              </w:rPr>
+              <w:t>Démographie</w:t>
+            </w:r>
+          </w:p>
+        </w:tc>
+        <w:tc>
+          <w:tcPr>
+            <w:tcW w:type="dxa" w:w="1531"/>
+          </w:tcPr>
+          <w:p>
+            <w:r>
+              <w:rPr>
+                <w:b/>
+                <w:i w:val="0"/>
+                <w:color w:val="16A34A"/>
+                <w:sz w:val="16"/>
+              </w:rPr>
+              <w:t>—</w:t>
+            </w:r>
+          </w:p>
+        </w:tc>
+        <w:tc>
+          <w:tcPr>
+            <w:tcW w:type="dxa" w:w="1191"/>
+          </w:tcPr>
+          <w:p>
+            <w:r>
+              <w:rPr>
+                <w:b w:val="0"/>
+                <w:i w:val="0"/>
+                <w:color w:val="64748B"/>
+                <w:sz w:val="16"/>
+              </w:rPr>
+              <w:t>GT-CQ</w:t>
+            </w:r>
+          </w:p>
+        </w:tc>
+        <w:tc>
+          <w:tcPr>
+            <w:tcW w:type="dxa" w:w="4706"/>
+          </w:tcPr>
+          <w:p>
+            <w:r>
+              <w:rPr>
+                <w:b w:val="0"/>
+                <w:i w:val="0"/>
+                <w:sz w:val="17"/>
+              </w:rPr>
+              <w:t>Prière de verifier l'information donnée par Dialika Camara ou corriger au niveau de la section 1.</w:t>
+            </w:r>
+          </w:p>
+        </w:tc>
+      </w:tr>
+      <w:tr>
+        <w:tc>
+          <w:tcPr>
+            <w:tcW w:type="dxa" w:w="964"/>
+          </w:tcPr>
+          <w:p>
+            <w:r>
+              <w:rPr>
+                <w:b/>
+                <w:i w:val="0"/>
+                <w:color w:val="EA580C"/>
+                <w:sz w:val="16"/>
+              </w:rPr>
+              <w:t>Moyenne</w:t>
+            </w:r>
+          </w:p>
+        </w:tc>
+        <w:tc>
+          <w:tcPr>
+            <w:tcW w:type="dxa" w:w="1247"/>
+          </w:tcPr>
+          <w:p>
+            <w:r>
+              <w:rPr>
+                <w:b/>
+                <w:i w:val="0"/>
+                <w:sz w:val="16"/>
+              </w:rPr>
+              <w:t>S01</w:t>
+              <w:br/>
+            </w:r>
+            <w:r>
+              <w:rPr>
+                <w:b w:val="0"/>
+                <w:i w:val="0"/>
+                <w:color w:val="64748B"/>
+                <w:sz w:val="14"/>
+              </w:rPr>
+              <w:t>Démographie</w:t>
+            </w:r>
+          </w:p>
+        </w:tc>
+        <w:tc>
+          <w:tcPr>
+            <w:tcW w:type="dxa" w:w="1531"/>
+          </w:tcPr>
+          <w:p>
+            <w:r>
+              <w:rPr>
+                <w:b/>
+                <w:i w:val="0"/>
+                <w:color w:val="16A34A"/>
+                <w:sz w:val="16"/>
+              </w:rPr>
+              <w:t>—</w:t>
+            </w:r>
+          </w:p>
+        </w:tc>
+        <w:tc>
+          <w:tcPr>
+            <w:tcW w:type="dxa" w:w="1191"/>
+          </w:tcPr>
+          <w:p>
+            <w:r>
+              <w:rPr>
+                <w:b w:val="0"/>
+                <w:i w:val="0"/>
+                <w:color w:val="64748B"/>
+                <w:sz w:val="16"/>
+              </w:rPr>
+              <w:t>GT-CQ</w:t>
+            </w:r>
+          </w:p>
+        </w:tc>
+        <w:tc>
+          <w:tcPr>
+            <w:tcW w:type="dxa" w:w="4706"/>
+          </w:tcPr>
+          <w:p>
+            <w:r>
+              <w:rPr>
+                <w:b w:val="0"/>
+                <w:i w:val="0"/>
+                <w:sz w:val="17"/>
+              </w:rPr>
+              <w:t>Prière de verifier l'information donnée par Doro Camara ou corriger au niveau de la section 1.</w:t>
+            </w:r>
+          </w:p>
+        </w:tc>
+      </w:tr>
+      <w:tr>
+        <w:tc>
+          <w:tcPr>
+            <w:tcW w:type="dxa" w:w="964"/>
+          </w:tcPr>
+          <w:p>
+            <w:r>
+              <w:rPr>
+                <w:b/>
+                <w:i w:val="0"/>
+                <w:color w:val="EA580C"/>
+                <w:sz w:val="16"/>
+              </w:rPr>
+              <w:t>Moyenne</w:t>
+            </w:r>
+          </w:p>
+        </w:tc>
+        <w:tc>
+          <w:tcPr>
+            <w:tcW w:type="dxa" w:w="1247"/>
+          </w:tcPr>
+          <w:p>
+            <w:r>
+              <w:rPr>
+                <w:b/>
+                <w:i w:val="0"/>
+                <w:sz w:val="16"/>
+              </w:rPr>
+              <w:t>S01</w:t>
+              <w:br/>
+            </w:r>
+            <w:r>
+              <w:rPr>
+                <w:b w:val="0"/>
+                <w:i w:val="0"/>
+                <w:color w:val="64748B"/>
+                <w:sz w:val="14"/>
+              </w:rPr>
+              <w:t>Démographie</w:t>
+            </w:r>
+          </w:p>
+        </w:tc>
+        <w:tc>
+          <w:tcPr>
+            <w:tcW w:type="dxa" w:w="1531"/>
+          </w:tcPr>
+          <w:p>
+            <w:r>
+              <w:rPr>
+                <w:b/>
+                <w:i w:val="0"/>
+                <w:color w:val="16A34A"/>
+                <w:sz w:val="16"/>
+              </w:rPr>
+              <w:t>—</w:t>
+            </w:r>
+          </w:p>
+        </w:tc>
+        <w:tc>
+          <w:tcPr>
+            <w:tcW w:type="dxa" w:w="1191"/>
+          </w:tcPr>
+          <w:p>
+            <w:r>
+              <w:rPr>
+                <w:b w:val="0"/>
+                <w:i w:val="0"/>
+                <w:color w:val="64748B"/>
+                <w:sz w:val="16"/>
+              </w:rPr>
+              <w:t>GT-CQ</w:t>
+            </w:r>
+          </w:p>
+        </w:tc>
+        <w:tc>
+          <w:tcPr>
+            <w:tcW w:type="dxa" w:w="4706"/>
+          </w:tcPr>
+          <w:p>
+            <w:r>
+              <w:rPr>
+                <w:b w:val="0"/>
+                <w:i w:val="0"/>
+                <w:sz w:val="17"/>
+              </w:rPr>
+              <w:t>Prière de verifier l'information donnée par Mamadou Camara ou corriger au niveau de la section 1.</w:t>
+            </w:r>
+          </w:p>
+        </w:tc>
+      </w:tr>
+      <w:tr>
+        <w:tc>
+          <w:tcPr>
+            <w:tcW w:type="dxa" w:w="964"/>
+          </w:tcPr>
+          <w:p>
+            <w:r>
+              <w:rPr>
+                <w:b/>
+                <w:i w:val="0"/>
+                <w:color w:val="EA580C"/>
+                <w:sz w:val="16"/>
+              </w:rPr>
+              <w:t>Moyenne</w:t>
+            </w:r>
+          </w:p>
+        </w:tc>
+        <w:tc>
+          <w:tcPr>
+            <w:tcW w:type="dxa" w:w="1247"/>
+          </w:tcPr>
+          <w:p>
+            <w:r>
+              <w:rPr>
+                <w:b/>
+                <w:i w:val="0"/>
+                <w:sz w:val="16"/>
+              </w:rPr>
+              <w:t>S01</w:t>
+              <w:br/>
+            </w:r>
+            <w:r>
+              <w:rPr>
+                <w:b w:val="0"/>
+                <w:i w:val="0"/>
+                <w:color w:val="64748B"/>
+                <w:sz w:val="14"/>
+              </w:rPr>
+              <w:t>Démographie</w:t>
+            </w:r>
+          </w:p>
+        </w:tc>
+        <w:tc>
+          <w:tcPr>
+            <w:tcW w:type="dxa" w:w="1531"/>
+          </w:tcPr>
+          <w:p>
+            <w:r>
+              <w:rPr>
+                <w:b/>
+                <w:i w:val="0"/>
+                <w:color w:val="16A34A"/>
+                <w:sz w:val="16"/>
+              </w:rPr>
+              <w:t>—</w:t>
+            </w:r>
+          </w:p>
+        </w:tc>
+        <w:tc>
+          <w:tcPr>
+            <w:tcW w:type="dxa" w:w="1191"/>
+          </w:tcPr>
+          <w:p>
+            <w:r>
+              <w:rPr>
+                <w:b w:val="0"/>
+                <w:i w:val="0"/>
+                <w:color w:val="64748B"/>
+                <w:sz w:val="16"/>
+              </w:rPr>
+              <w:t>GT-CQ</w:t>
+            </w:r>
+          </w:p>
+        </w:tc>
+        <w:tc>
+          <w:tcPr>
+            <w:tcW w:type="dxa" w:w="4706"/>
+          </w:tcPr>
+          <w:p>
+            <w:r>
+              <w:rPr>
+                <w:b w:val="0"/>
+                <w:i w:val="0"/>
+                <w:sz w:val="17"/>
+              </w:rPr>
+              <w:t>Prière de verifier l'information donnée par Moussa Camara ou corriger au niveau de la section 1.</w:t>
+            </w:r>
+          </w:p>
+        </w:tc>
+      </w:tr>
+      <w:tr>
+        <w:tc>
+          <w:tcPr>
+            <w:tcW w:type="dxa" w:w="964"/>
+          </w:tcPr>
+          <w:p>
+            <w:r>
+              <w:rPr>
+                <w:b/>
+                <w:i w:val="0"/>
+                <w:color w:val="EA580C"/>
+                <w:sz w:val="16"/>
+              </w:rPr>
+              <w:t>Moyenne</w:t>
+            </w:r>
+          </w:p>
+        </w:tc>
+        <w:tc>
+          <w:tcPr>
+            <w:tcW w:type="dxa" w:w="1247"/>
+          </w:tcPr>
+          <w:p>
+            <w:r>
+              <w:rPr>
+                <w:b/>
+                <w:i w:val="0"/>
+                <w:sz w:val="16"/>
+              </w:rPr>
+              <w:t>S01</w:t>
+              <w:br/>
+            </w:r>
+            <w:r>
+              <w:rPr>
+                <w:b w:val="0"/>
+                <w:i w:val="0"/>
+                <w:color w:val="64748B"/>
+                <w:sz w:val="14"/>
+              </w:rPr>
+              <w:t>Démographie</w:t>
+            </w:r>
+          </w:p>
+        </w:tc>
+        <w:tc>
+          <w:tcPr>
+            <w:tcW w:type="dxa" w:w="1531"/>
+          </w:tcPr>
+          <w:p>
+            <w:r>
+              <w:rPr>
+                <w:b/>
+                <w:i w:val="0"/>
+                <w:color w:val="16A34A"/>
+                <w:sz w:val="16"/>
+              </w:rPr>
+              <w:t>—</w:t>
+            </w:r>
+          </w:p>
+        </w:tc>
+        <w:tc>
+          <w:tcPr>
+            <w:tcW w:type="dxa" w:w="1191"/>
+          </w:tcPr>
+          <w:p>
+            <w:r>
+              <w:rPr>
+                <w:b w:val="0"/>
+                <w:i w:val="0"/>
+                <w:color w:val="64748B"/>
+                <w:sz w:val="16"/>
+              </w:rPr>
+              <w:t>GT-CQ</w:t>
+            </w:r>
+          </w:p>
+        </w:tc>
+        <w:tc>
+          <w:tcPr>
+            <w:tcW w:type="dxa" w:w="4706"/>
+          </w:tcPr>
+          <w:p>
+            <w:r>
+              <w:rPr>
+                <w:b w:val="0"/>
+                <w:i w:val="0"/>
+                <w:sz w:val="17"/>
+              </w:rPr>
+              <w:t>Prière de verifier l'information donnée par Omar Camara ou corriger au niveau de la section 1.</w:t>
+            </w:r>
+          </w:p>
+        </w:tc>
+      </w:tr>
+      <w:tr>
+        <w:tc>
+          <w:tcPr>
+            <w:tcW w:type="dxa" w:w="964"/>
+          </w:tcPr>
+          <w:p>
+            <w:r>
+              <w:rPr>
+                <w:b/>
+                <w:i w:val="0"/>
+                <w:color w:val="EA580C"/>
+                <w:sz w:val="16"/>
+              </w:rPr>
+              <w:t>Moyenne</w:t>
+            </w:r>
+          </w:p>
+        </w:tc>
+        <w:tc>
+          <w:tcPr>
+            <w:tcW w:type="dxa" w:w="1247"/>
+          </w:tcPr>
+          <w:p>
+            <w:r>
+              <w:rPr>
+                <w:b/>
+                <w:i w:val="0"/>
+                <w:sz w:val="16"/>
+              </w:rPr>
+              <w:t>S01</w:t>
+              <w:br/>
+            </w:r>
+            <w:r>
+              <w:rPr>
+                <w:b w:val="0"/>
+                <w:i w:val="0"/>
+                <w:color w:val="64748B"/>
+                <w:sz w:val="14"/>
+              </w:rPr>
+              <w:t>Démographie</w:t>
+            </w:r>
+          </w:p>
+        </w:tc>
+        <w:tc>
+          <w:tcPr>
+            <w:tcW w:type="dxa" w:w="1531"/>
+          </w:tcPr>
+          <w:p>
+            <w:r>
+              <w:rPr>
+                <w:b/>
+                <w:i w:val="0"/>
+                <w:color w:val="16A34A"/>
+                <w:sz w:val="16"/>
+              </w:rPr>
+              <w:t>—</w:t>
+            </w:r>
+          </w:p>
+        </w:tc>
+        <w:tc>
+          <w:tcPr>
+            <w:tcW w:type="dxa" w:w="1191"/>
+          </w:tcPr>
+          <w:p>
+            <w:r>
+              <w:rPr>
+                <w:b w:val="0"/>
+                <w:i w:val="0"/>
+                <w:color w:val="64748B"/>
+                <w:sz w:val="16"/>
+              </w:rPr>
+              <w:t>GT-CQ</w:t>
+            </w:r>
+          </w:p>
+        </w:tc>
+        <w:tc>
+          <w:tcPr>
+            <w:tcW w:type="dxa" w:w="4706"/>
+          </w:tcPr>
+          <w:p>
+            <w:r>
+              <w:rPr>
+                <w:b w:val="0"/>
+                <w:i w:val="0"/>
+                <w:sz w:val="17"/>
+              </w:rPr>
+              <w:t>Prière de verifier l'information donnée par Saer Camara ou corriger au niveau de la section 1.</w:t>
+            </w:r>
+          </w:p>
+        </w:tc>
+      </w:tr>
+      <w:tr>
+        <w:tc>
+          <w:tcPr>
+            <w:tcW w:type="dxa" w:w="964"/>
+          </w:tcPr>
+          <w:p>
+            <w:r>
+              <w:rPr>
+                <w:b/>
+                <w:i w:val="0"/>
+                <w:color w:val="EA580C"/>
+                <w:sz w:val="16"/>
+              </w:rPr>
+              <w:t>Moyenne</w:t>
+            </w:r>
+          </w:p>
+        </w:tc>
+        <w:tc>
+          <w:tcPr>
+            <w:tcW w:type="dxa" w:w="1247"/>
+          </w:tcPr>
+          <w:p>
+            <w:r>
+              <w:rPr>
+                <w:b/>
+                <w:i w:val="0"/>
+                <w:sz w:val="16"/>
+              </w:rPr>
               <w:t>S02</w:t>
               <w:br/>
             </w:r>
@@ -1714,7 +2614,7 @@
                 <w:color w:val="16A34A"/>
                 <w:sz w:val="16"/>
               </w:rPr>
-              <w:t>—</w:t>
+              <w:t>s01q63, s00q04, s02q25, s01q00b, s02q17_2, s02q15_2</w:t>
             </w:r>
           </w:p>
         </w:tc>
@@ -1745,7 +2645,7 @@
                 <w:i w:val="0"/>
                 <w:sz w:val="17"/>
               </w:rPr>
-              <w:t>Incohérent!! Le niveau d'instruction déclaré par l'un des enfants () au niveau de la section 1 de Mbacke Ndiaye diffère de celui donné par Mbacke Ndiaye lui-même qui affirme ne pas avoir frequenté l'école formelle.</w:t>
+              <w:t>Dans les milieux urbains c'est peu probable de voir une école dont les élèves ou étudiants ne dépensent pas en frais d'uniformes, prière de verifier pour Mamadou Camara qui fréquente 5ème année de Primaire et corriger ou confirmer avec le QG.</w:t>
             </w:r>
           </w:p>
         </w:tc>
@@ -1760,10 +2660,10 @@
               <w:rPr>
                 <w:b/>
                 <w:i w:val="0"/>
-                <w:color w:val="DC2626"/>
-                <w:sz w:val="16"/>
-              </w:rPr>
-              <w:t>Haute</w:t>
+                <w:color w:val="EA580C"/>
+                <w:sz w:val="16"/>
+              </w:rPr>
+              <w:t>Moyenne</w:t>
             </w:r>
           </w:p>
         </w:tc>
@@ -1778,7 +2678,7 @@
                 <w:i w:val="0"/>
                 <w:sz w:val="16"/>
               </w:rPr>
-              <w:t>S11</w:t>
+              <w:t>S02</w:t>
               <w:br/>
             </w:r>
             <w:r>
@@ -1788,7 +2688,7 @@
                 <w:color w:val="64748B"/>
                 <w:sz w:val="14"/>
               </w:rPr>
-              <w:t>Logement / cadre de vie</w:t>
+              <w:t>Éducation</w:t>
             </w:r>
           </w:p>
         </w:tc>
@@ -1804,7 +2704,7 @@
                 <w:color w:val="16A34A"/>
                 <w:sz w:val="16"/>
               </w:rPr>
-              <w:t>s01q10, s02q30, s02q34, s03q50, s04q23, s04q24, s04q37, s04q44</w:t>
+              <w:t>s01q63, s00q04, s02q25, s01q00b, s02q17_2, s02q15_2</w:t>
             </w:r>
           </w:p>
         </w:tc>
@@ -1835,7 +2735,7 @@
                 <w:i w:val="0"/>
                 <w:sz w:val="17"/>
               </w:rPr>
-              <w:t>Le montant de la dernière facture d'eau est de 0 FCFA  qui semble incohérent, Prière de vérifier les questions 11.23a et 11.23b auprès du ménage ou confirmer.</w:t>
+              <w:t>Dans les milieux urbains c'est peu probable de voir une école dont les élèves ou étudiants ne dépensent pas en frais d'uniformes, prière de verifier pour Saer Camara qui fréquente 1ére année de Supérieur et corriger ou confirmer avec le QG.</w:t>
             </w:r>
           </w:p>
         </w:tc>
@@ -1868,7 +2768,7 @@
                 <w:i w:val="0"/>
                 <w:sz w:val="16"/>
               </w:rPr>
-              <w:t>S00</w:t>
+              <w:t>S02</w:t>
               <w:br/>
             </w:r>
             <w:r>
@@ -1878,7 +2778,7 @@
                 <w:color w:val="64748B"/>
                 <w:sz w:val="14"/>
               </w:rPr>
-              <w:t>Identification</w:t>
+              <w:t>Éducation</w:t>
             </w:r>
           </w:p>
         </w:tc>
@@ -1925,7 +2825,7 @@
                 <w:i w:val="0"/>
                 <w:sz w:val="17"/>
               </w:rPr>
-              <w:t>Les coordonnées GPS ménage prises lors de l'enquête principale diffèrent de celles du dénombrement, êtes vous sûr d'avoir enquêté le bon ménage si non chercher le bon ménage.</w:t>
+              <w:t>S'il s'agit d'achat de carburant, d'un abonnement ou dépense en &lt;teliman&gt;, d'une dépense en &lt;sotrama&gt; ou en &lt;taxi&gt; afin de se rendre à l'école, prière d'annuler ces dépenses dans cette section et de les renseignées au niveau de la section 9.</w:t>
             </w:r>
           </w:p>
         </w:tc>
@@ -1958,7 +2858,7 @@
                 <w:i w:val="0"/>
                 <w:sz w:val="16"/>
               </w:rPr>
-              <w:t>S00</w:t>
+              <w:t>S02</w:t>
               <w:br/>
             </w:r>
             <w:r>
@@ -1968,7 +2868,7 @@
                 <w:color w:val="64748B"/>
                 <w:sz w:val="14"/>
               </w:rPr>
-              <w:t>Identification</w:t>
+              <w:t>Éducation</w:t>
             </w:r>
           </w:p>
         </w:tc>
@@ -2015,7 +2915,7 @@
                 <w:i w:val="0"/>
                 <w:sz w:val="17"/>
               </w:rPr>
-              <w:t>L'adresse ou la localisation du ménage doit être bien renseignée, ne doit pas contenir des numéros de téléphone et elle semble courte pour être une adresse.</w:t>
+              <w:t>Prière de vous adresser à Doro Camara pour avoir l'année exacte.</w:t>
             </w:r>
           </w:p>
         </w:tc>
@@ -2048,7 +2948,7 @@
                 <w:i w:val="0"/>
                 <w:sz w:val="16"/>
               </w:rPr>
-              <w:t>S00</w:t>
+              <w:t>S02</w:t>
               <w:br/>
             </w:r>
             <w:r>
@@ -2058,7 +2958,7 @@
                 <w:color w:val="64748B"/>
                 <w:sz w:val="14"/>
               </w:rPr>
-              <w:t>Identification</w:t>
+              <w:t>Éducation</w:t>
             </w:r>
           </w:p>
         </w:tc>
@@ -2105,7 +3005,7 @@
                 <w:i w:val="0"/>
                 <w:sz w:val="17"/>
               </w:rPr>
-              <w:t>Prière de renseigner la bonne adresse.</w:t>
+              <w:t>Merci de bien vouloir changé 2.04 en OUI et renseigné toutes les autres informations qui concerne Ibrahima Camara .</w:t>
             </w:r>
           </w:p>
         </w:tc>
@@ -2138,7 +3038,7 @@
                 <w:i w:val="0"/>
                 <w:sz w:val="16"/>
               </w:rPr>
-              <w:t>S01</w:t>
+              <w:t>S02</w:t>
               <w:br/>
             </w:r>
             <w:r>
@@ -2148,7 +3048,7 @@
                 <w:color w:val="64748B"/>
                 <w:sz w:val="14"/>
               </w:rPr>
-              <w:t>Démographie</w:t>
+              <w:t>Éducation</w:t>
             </w:r>
           </w:p>
         </w:tc>
@@ -2195,7 +3095,7 @@
                 <w:i w:val="0"/>
                 <w:sz w:val="17"/>
               </w:rPr>
-              <w:t>Prière de verifier l'information donnée par Dialika Camara ou corriger au niveau de la section 1.</w:t>
+              <w:t>Merci de bien vouloir changé 2.04 en OUI et renseigné toutes les autres informations qui concerne Mbacke Ndiaye .</w:t>
             </w:r>
           </w:p>
         </w:tc>
@@ -2228,7 +3128,7 @@
                 <w:i w:val="0"/>
                 <w:sz w:val="16"/>
               </w:rPr>
-              <w:t>S01</w:t>
+              <w:t>S02</w:t>
               <w:br/>
             </w:r>
             <w:r>
@@ -2238,7 +3138,7 @@
                 <w:color w:val="64748B"/>
                 <w:sz w:val="14"/>
               </w:rPr>
-              <w:t>Démographie</w:t>
+              <w:t>Éducation</w:t>
             </w:r>
           </w:p>
         </w:tc>
@@ -2254,7 +3154,7 @@
                 <w:color w:val="16A34A"/>
                 <w:sz w:val="16"/>
               </w:rPr>
-              <w:t>—</w:t>
+              <w:t>s01q23, s01q00b, s01q23_autre</w:t>
             </w:r>
           </w:p>
         </w:tc>
@@ -2285,7 +3185,7 @@
                 <w:i w:val="0"/>
                 <w:sz w:val="17"/>
               </w:rPr>
-              <w:t>Prière de verifier l'information donnée par Doro Camara ou corriger au niveau de la section 1.</w:t>
+              <w:t>La raison principale que Moussa Camara n'a pas fait des études dans une école formelle est ècole coranique et semble exister dans les modalités, prière de prendre attache avec le QG pour plus d'explication afin de la classer bien.</w:t>
             </w:r>
           </w:p>
         </w:tc>
@@ -2318,7 +3218,7 @@
                 <w:i w:val="0"/>
                 <w:sz w:val="16"/>
               </w:rPr>
-              <w:t>S01</w:t>
+              <w:t>S04</w:t>
               <w:br/>
             </w:r>
             <w:r>
@@ -2328,7 +3228,7 @@
                 <w:color w:val="64748B"/>
                 <w:sz w:val="14"/>
               </w:rPr>
-              <w:t>Démographie</w:t>
+              <w:t>Emploi</w:t>
             </w:r>
           </w:p>
         </w:tc>
@@ -2375,7 +3275,7 @@
                 <w:i w:val="0"/>
                 <w:sz w:val="17"/>
               </w:rPr>
-              <w:t>Prière de verifier l'information donnée par Mamadou Camara ou corriger au niveau de la section 1.</w:t>
+              <w:t>Attention ! Le nombre de jours (2 jours) que Ibrahima Camara a travaillés par mois semble être inférieur à 15.</w:t>
             </w:r>
           </w:p>
         </w:tc>
@@ -2408,7 +3308,7 @@
                 <w:i w:val="0"/>
                 <w:sz w:val="16"/>
               </w:rPr>
-              <w:t>S01</w:t>
+              <w:t>S04</w:t>
               <w:br/>
             </w:r>
             <w:r>
@@ -2418,7 +3318,7 @@
                 <w:color w:val="64748B"/>
                 <w:sz w:val="14"/>
               </w:rPr>
-              <w:t>Démographie</w:t>
+              <w:t>Emploi</w:t>
             </w:r>
           </w:p>
         </w:tc>
@@ -2465,7 +3365,7 @@
                 <w:i w:val="0"/>
                 <w:sz w:val="17"/>
               </w:rPr>
-              <w:t>Prière de verifier l'information donnée par Moussa Camara ou corriger au niveau de la section 1.</w:t>
+              <w:t>Veuillez, s'il vous plaît, confirmer cette information.</w:t>
             </w:r>
           </w:p>
         </w:tc>
@@ -2498,7 +3398,7 @@
                 <w:i w:val="0"/>
                 <w:sz w:val="16"/>
               </w:rPr>
-              <w:t>S01</w:t>
+              <w:t>S04</w:t>
               <w:br/>
             </w:r>
             <w:r>
@@ -2508,7 +3408,7 @@
                 <w:color w:val="64748B"/>
                 <w:sz w:val="14"/>
               </w:rPr>
-              <w:t>Démographie</w:t>
+              <w:t>Emploi</w:t>
             </w:r>
           </w:p>
         </w:tc>
@@ -2524,7 +3424,7 @@
                 <w:color w:val="16A34A"/>
                 <w:sz w:val="16"/>
               </w:rPr>
-              <w:t>—</w:t>
+              <w:t>s01q47__1, s01q47__2, s01q47__3, s01q47__4, s01q47__5, s01q47__6, s01q47__7, s02q15</w:t>
             </w:r>
           </w:p>
         </w:tc>
@@ -2555,7 +3455,7 @@
                 <w:i w:val="0"/>
                 <w:sz w:val="17"/>
               </w:rPr>
-              <w:t>Prière de verifier l'information donnée par Omar Camara ou corriger au niveau de la section 1.</w:t>
+              <w:t>Attention! le nombre d'heure (3 heures) que Ibrahima Camara a travaillé par jour semble faible, veuillez s'il vous plait confirmer cette information avec le QG.</w:t>
             </w:r>
           </w:p>
         </w:tc>
@@ -2588,7 +3488,7 @@
                 <w:i w:val="0"/>
                 <w:sz w:val="16"/>
               </w:rPr>
-              <w:t>S01</w:t>
+              <w:t>S04</w:t>
               <w:br/>
             </w:r>
             <w:r>
@@ -2598,7 +3498,7 @@
                 <w:color w:val="64748B"/>
                 <w:sz w:val="14"/>
               </w:rPr>
-              <w:t>Démographie</w:t>
+              <w:t>Emploi</w:t>
             </w:r>
           </w:p>
         </w:tc>
@@ -2614,7 +3514,7 @@
                 <w:color w:val="16A34A"/>
                 <w:sz w:val="16"/>
               </w:rPr>
-              <w:t>—</w:t>
+              <w:t>s01q35, s01q36, s01q37, s02q04, s02q15, s03q13, s03q14, s03q15</w:t>
             </w:r>
           </w:p>
         </w:tc>
@@ -2645,7 +3545,7 @@
                 <w:i w:val="0"/>
                 <w:sz w:val="17"/>
               </w:rPr>
-              <w:t>Prière de verifier l'information donnée par Saer Camara ou corriger au niveau de la section 1.</w:t>
+              <w:t>Nombre de mois exercé  (1 mois) par Mbacke Ndiaye dans l'emploi au cours des 12 derniers mois semble faible, veuillez corriger s'il vous plait ou comfirmer avec le QG.</w:t>
             </w:r>
           </w:p>
         </w:tc>
@@ -2678,7 +3578,7 @@
                 <w:i w:val="0"/>
                 <w:sz w:val="16"/>
               </w:rPr>
-              <w:t>S02</w:t>
+              <w:t>S07</w:t>
               <w:br/>
             </w:r>
             <w:r>
@@ -2688,7 +3588,7 @@
                 <w:color w:val="64748B"/>
                 <w:sz w:val="14"/>
               </w:rPr>
-              <w:t>Éducation</w:t>
+              <w:t>Consommation alimentaire</w:t>
             </w:r>
           </w:p>
         </w:tc>
@@ -2735,7 +3635,7 @@
                 <w:i w:val="0"/>
                 <w:sz w:val="17"/>
               </w:rPr>
-              <w:t>veuillez, s'il vous plait, confirmer les frais de scolarité ( 10000 FCFA) payée de Dialika Camara avec le QG ou apporter les corrections nécessaires.</w:t>
+              <w:t>Attention ! La section sur le repas pris à l'extérieur du ménage n'est pas renseignée à 100 %.</w:t>
             </w:r>
           </w:p>
         </w:tc>
@@ -2768,7 +3668,7 @@
                 <w:i w:val="0"/>
                 <w:sz w:val="16"/>
               </w:rPr>
-              <w:t>S02</w:t>
+              <w:t>S07</w:t>
               <w:br/>
             </w:r>
             <w:r>
@@ -2778,7 +3678,7 @@
                 <w:color w:val="64748B"/>
                 <w:sz w:val="14"/>
               </w:rPr>
-              <w:t>Éducation</w:t>
+              <w:t>Consommation alimentaire</w:t>
             </w:r>
           </w:p>
         </w:tc>
@@ -2825,7 +3725,7 @@
                 <w:i w:val="0"/>
                 <w:sz w:val="17"/>
               </w:rPr>
-              <w:t>veuillez, s'il vous plait, confirmer les frais de scolarité ( 25000 FCFA) payée de Saer Camara avec le QG ou apporter les corrections nécessaires.</w:t>
+              <w:t>Prière de vérifier l'ensemble des questions relatives à cette section et de les renseigner en totalité.</w:t>
             </w:r>
           </w:p>
         </w:tc>
@@ -2858,7 +3758,7 @@
                 <w:i w:val="0"/>
                 <w:sz w:val="16"/>
               </w:rPr>
-              <w:t>S02</w:t>
+              <w:t>S07</w:t>
               <w:br/>
             </w:r>
             <w:r>
@@ -2868,7 +3768,7 @@
                 <w:color w:val="64748B"/>
                 <w:sz w:val="14"/>
               </w:rPr>
-              <w:t>Éducation</w:t>
+              <w:t>Consommation alimentaire</w:t>
             </w:r>
           </w:p>
         </w:tc>
@@ -2884,7 +3784,7 @@
                 <w:color w:val="16A34A"/>
                 <w:sz w:val="16"/>
               </w:rPr>
-              <w:t>s01q63, s00q04, s02q25, s01q00b, s02q17_2, s02q15_2</w:t>
+              <w:t>s00q10, s01q35, s01q36, s01q37, s02q04, s02q15, s03q31, s04q22</w:t>
             </w:r>
           </w:p>
         </w:tc>
@@ -2915,7 +3815,7 @@
                 <w:i w:val="0"/>
                 <w:sz w:val="17"/>
               </w:rPr>
-              <w:t>Dans les milieux urbains c'est peu probable de voir une école dont les élèves ou étudiants ne dépensent pas en frais d'uniformes, prière de verifier pour Saer Camara qui fréquente 1ére année de Supérieur et corriger ou confirmer avec le QG.</w:t>
+              <w:t>Il manque des informations non renseignées de dans cette section, prière de renseignés toutes les questions liées à cette section.</w:t>
             </w:r>
           </w:p>
         </w:tc>
@@ -2948,7 +3848,7 @@
                 <w:i w:val="0"/>
                 <w:sz w:val="16"/>
               </w:rPr>
-              <w:t>S02</w:t>
+              <w:t>S07</w:t>
               <w:br/>
             </w:r>
             <w:r>
@@ -2958,7 +3858,7 @@
                 <w:color w:val="64748B"/>
                 <w:sz w:val="14"/>
               </w:rPr>
-              <w:t>Éducation</w:t>
+              <w:t>Consommation alimentaire</w:t>
             </w:r>
           </w:p>
         </w:tc>
@@ -3005,7 +3905,7 @@
                 <w:i w:val="0"/>
                 <w:sz w:val="17"/>
               </w:rPr>
-              <w:t>S'il s'agit d'achat de carburant, d'un abonnement ou dépense en &lt;teliman&gt;, d'une dépense en &lt;sotrama&gt; ou en &lt;taxi&gt; afin de se rendre à l'école, prière d'annuler ces dépenses dans cette section et de les renseignées au niveau de la section 9.</w:t>
+              <w:t>La section sur le repas pris à l'extérieur du ménage du membre Dialika Camara n'est pas renseignée à 100 %.</w:t>
             </w:r>
           </w:p>
         </w:tc>
@@ -3038,7 +3938,7 @@
                 <w:i w:val="0"/>
                 <w:sz w:val="16"/>
               </w:rPr>
-              <w:t>S02</w:t>
+              <w:t>S07</w:t>
               <w:br/>
             </w:r>
             <w:r>
@@ -3048,7 +3948,7 @@
                 <w:color w:val="64748B"/>
                 <w:sz w:val="14"/>
               </w:rPr>
-              <w:t>Éducation</w:t>
+              <w:t>Consommation alimentaire</w:t>
             </w:r>
           </w:p>
         </w:tc>
@@ -3095,7 +3995,7 @@
                 <w:i w:val="0"/>
                 <w:sz w:val="17"/>
               </w:rPr>
-              <w:t>veuillez, s'il vous plait, confirmer les frais de scolarité ( 5000 FCFA) payée de Mamadou Camara avec le QG ou apporter les corrections nécessaires.</w:t>
+              <w:t>Prière de vérifier l'ensemble des questions relatives à ce membre et de les renseigner en totalité.</w:t>
             </w:r>
           </w:p>
         </w:tc>
@@ -3128,7 +4028,7 @@
                 <w:i w:val="0"/>
                 <w:sz w:val="16"/>
               </w:rPr>
-              <w:t>S02</w:t>
+              <w:t>S07</w:t>
               <w:br/>
             </w:r>
             <w:r>
@@ -3138,7 +4038,7 @@
                 <w:color w:val="64748B"/>
                 <w:sz w:val="14"/>
               </w:rPr>
-              <w:t>Éducation</w:t>
+              <w:t>Consommation alimentaire</w:t>
             </w:r>
           </w:p>
         </w:tc>
@@ -3154,7 +4054,7 @@
                 <w:color w:val="16A34A"/>
                 <w:sz w:val="16"/>
               </w:rPr>
-              <w:t>s01q63, s00q04, s02q25, s01q00b, s02q17_2, s02q15_2</w:t>
+              <w:t>s00q04, s01q41, s02q14, s01q00b</w:t>
             </w:r>
           </w:p>
         </w:tc>
@@ -3185,7 +4085,7 @@
                 <w:i w:val="0"/>
                 <w:sz w:val="17"/>
               </w:rPr>
-              <w:t>Dans les milieux urbains c'est peu probable de voir une école dont les élèves ou étudiants ne dépensent pas en frais d'uniformes, prière de verifier pour Mamadou Camara qui fréquente 5ème année de Primaire et corriger ou confirmer avec le QG.</w:t>
+              <w:t>Il manque des informations non renseignées de ( Dialika Camara ), prière de renseignés toutes les questions liées à ( Dialika Camara ).</w:t>
             </w:r>
           </w:p>
         </w:tc>
@@ -3218,7 +4118,7 @@
                 <w:i w:val="0"/>
                 <w:sz w:val="16"/>
               </w:rPr>
-              <w:t>S02</w:t>
+              <w:t>S07</w:t>
               <w:br/>
             </w:r>
             <w:r>
@@ -3228,7 +4128,7 @@
                 <w:color w:val="64748B"/>
                 <w:sz w:val="14"/>
               </w:rPr>
-              <w:t>Éducation</w:t>
+              <w:t>Consommation alimentaire</w:t>
             </w:r>
           </w:p>
         </w:tc>
@@ -3275,7 +4175,7 @@
                 <w:i w:val="0"/>
                 <w:sz w:val="17"/>
               </w:rPr>
-              <w:t>Prière de vous adresser à Doro Camara pour avoir l'année exacte.</w:t>
+              <w:t>La section sur le repas pris à l'extérieur du ménage du membre Doro Camara n'est pas renseignée à 100 %.</w:t>
             </w:r>
           </w:p>
         </w:tc>
@@ -3308,7 +4208,7 @@
                 <w:i w:val="0"/>
                 <w:sz w:val="16"/>
               </w:rPr>
-              <w:t>S02</w:t>
+              <w:t>S07</w:t>
               <w:br/>
             </w:r>
             <w:r>
@@ -3318,7 +4218,7 @@
                 <w:color w:val="64748B"/>
                 <w:sz w:val="14"/>
               </w:rPr>
-              <w:t>Éducation</w:t>
+              <w:t>Consommation alimentaire</w:t>
             </w:r>
           </w:p>
         </w:tc>
@@ -3334,7 +4234,7 @@
                 <w:color w:val="16A34A"/>
                 <w:sz w:val="16"/>
               </w:rPr>
-              <w:t>—</w:t>
+              <w:t>s00q04, s01q41, s02q14, s01q00b</w:t>
             </w:r>
           </w:p>
         </w:tc>
@@ -3365,7 +4265,7 @@
                 <w:i w:val="0"/>
                 <w:sz w:val="17"/>
               </w:rPr>
-              <w:t>Merci de bien vouloir changé 2.04 en OUI et renseigné toutes les autres informations qui concerne Ibrahima Camara .</w:t>
+              <w:t>Il manque des informations non renseignées de ( Doro Camara ), prière de renseignés toutes les questions liées à ( Doro Camara ).</w:t>
             </w:r>
           </w:p>
         </w:tc>
@@ -3398,7 +4298,7 @@
                 <w:i w:val="0"/>
                 <w:sz w:val="16"/>
               </w:rPr>
-              <w:t>S02</w:t>
+              <w:t>S07</w:t>
               <w:br/>
             </w:r>
             <w:r>
@@ -3408,7 +4308,7 @@
                 <w:color w:val="64748B"/>
                 <w:sz w:val="14"/>
               </w:rPr>
-              <w:t>Éducation</w:t>
+              <w:t>Consommation alimentaire</w:t>
             </w:r>
           </w:p>
         </w:tc>
@@ -3455,7 +4355,7 @@
                 <w:i w:val="0"/>
                 <w:sz w:val="17"/>
               </w:rPr>
-              <w:t>Merci de bien vouloir changé 2.04 en OUI et renseigné toutes les autres informations qui concerne Mbacke Ndiaye .</w:t>
+              <w:t>La section sur le repas pris à l'extérieur du ménage du membre Ibrahima Camara n'est pas renseignée à 100 %.</w:t>
             </w:r>
           </w:p>
         </w:tc>
@@ -3488,7 +4388,7 @@
                 <w:i w:val="0"/>
                 <w:sz w:val="16"/>
               </w:rPr>
-              <w:t>S02</w:t>
+              <w:t>S07</w:t>
               <w:br/>
             </w:r>
             <w:r>
@@ -3498,7 +4398,7 @@
                 <w:color w:val="64748B"/>
                 <w:sz w:val="14"/>
               </w:rPr>
-              <w:t>Éducation</w:t>
+              <w:t>Consommation alimentaire</w:t>
             </w:r>
           </w:p>
         </w:tc>
@@ -3514,7 +4414,7 @@
                 <w:color w:val="16A34A"/>
                 <w:sz w:val="16"/>
               </w:rPr>
-              <w:t>s01q23, s01q00b, s01q23_autre</w:t>
+              <w:t>s00q04, s01q41, s02q14, s01q00b</w:t>
             </w:r>
           </w:p>
         </w:tc>
@@ -3545,7 +4445,7 @@
                 <w:i w:val="0"/>
                 <w:sz w:val="17"/>
               </w:rPr>
-              <w:t>La raison principale que Moussa Camara n'a pas fait des études dans une école formelle est ècole coranique et semble exister dans les modalités, prière de prendre attache avec le QG pour plus d'explication afin de la classer bien.</w:t>
+              <w:t>Il manque des informations non renseignées de ( Ibrahima Camara ), prière de renseignés toutes les questions liées à ( Ibrahima Camara ).</w:t>
             </w:r>
           </w:p>
         </w:tc>
@@ -3578,7 +4478,7 @@
                 <w:i w:val="0"/>
                 <w:sz w:val="16"/>
               </w:rPr>
-              <w:t>S04</w:t>
+              <w:t>S07</w:t>
               <w:br/>
             </w:r>
             <w:r>
@@ -3588,7 +4488,7 @@
                 <w:color w:val="64748B"/>
                 <w:sz w:val="14"/>
               </w:rPr>
-              <w:t>Emploi</w:t>
+              <w:t>Consommation alimentaire</w:t>
             </w:r>
           </w:p>
         </w:tc>
@@ -3635,7 +4535,7 @@
                 <w:i w:val="0"/>
                 <w:sz w:val="17"/>
               </w:rPr>
-              <w:t>Attention ! Le nombre de jours (2 jours) que Ibrahima Camara a travaillés par mois semble être inférieur à 15.</w:t>
+              <w:t>La section sur le repas pris à l'extérieur du ménage du membre Mamadou Camara n'est pas renseignée à 100 %.</w:t>
             </w:r>
           </w:p>
         </w:tc>
@@ -3668,7 +4568,7 @@
                 <w:i w:val="0"/>
                 <w:sz w:val="16"/>
               </w:rPr>
-              <w:t>S04</w:t>
+              <w:t>S07</w:t>
               <w:br/>
             </w:r>
             <w:r>
@@ -3678,7 +4578,7 @@
                 <w:color w:val="64748B"/>
                 <w:sz w:val="14"/>
               </w:rPr>
-              <w:t>Emploi</w:t>
+              <w:t>Consommation alimentaire</w:t>
             </w:r>
           </w:p>
         </w:tc>
@@ -3694,7 +4594,7 @@
                 <w:color w:val="16A34A"/>
                 <w:sz w:val="16"/>
               </w:rPr>
-              <w:t>—</w:t>
+              <w:t>s00q04, s01q41, s02q14, s01q00b</w:t>
             </w:r>
           </w:p>
         </w:tc>
@@ -3725,7 +4625,7 @@
                 <w:i w:val="0"/>
                 <w:sz w:val="17"/>
               </w:rPr>
-              <w:t>Veuillez, s'il vous plaît, confirmer cette information.</w:t>
+              <w:t>Il manque des informations non renseignées de ( Mamadou Camara ), prière de renseignés toutes les questions liées à ( Mamadou Camara ).</w:t>
             </w:r>
           </w:p>
         </w:tc>
@@ -3758,7 +4658,7 @@
                 <w:i w:val="0"/>
                 <w:sz w:val="16"/>
               </w:rPr>
-              <w:t>S04</w:t>
+              <w:t>S07</w:t>
               <w:br/>
             </w:r>
             <w:r>
@@ -3768,7 +4668,7 @@
                 <w:color w:val="64748B"/>
                 <w:sz w:val="14"/>
               </w:rPr>
-              <w:t>Emploi</w:t>
+              <w:t>Consommation alimentaire</w:t>
             </w:r>
           </w:p>
         </w:tc>
@@ -3784,7 +4684,7 @@
                 <w:color w:val="16A34A"/>
                 <w:sz w:val="16"/>
               </w:rPr>
-              <w:t>s01q47__1, s01q47__2, s01q47__3, s01q47__4, s01q47__5, s01q47__6, s01q47__7, s02q15</w:t>
+              <w:t>—</w:t>
             </w:r>
           </w:p>
         </w:tc>
@@ -3815,7 +4715,7 @@
                 <w:i w:val="0"/>
                 <w:sz w:val="17"/>
               </w:rPr>
-              <w:t>Attention! le nombre d'heure (3 heures) que Ibrahima Camara a travaillé par jour semble faible, veuillez s'il vous plait confirmer cette information avec le QG.</w:t>
+              <w:t>La section sur le repas pris à l'extérieur du ménage du membre Mbacke Ndiaye n'est pas renseignée à 100 %.</w:t>
             </w:r>
           </w:p>
         </w:tc>
@@ -3848,7 +4748,7 @@
                 <w:i w:val="0"/>
                 <w:sz w:val="16"/>
               </w:rPr>
-              <w:t>S04</w:t>
+              <w:t>S07</w:t>
               <w:br/>
             </w:r>
             <w:r>
@@ -3858,7 +4758,7 @@
                 <w:color w:val="64748B"/>
                 <w:sz w:val="14"/>
               </w:rPr>
-              <w:t>Emploi</w:t>
+              <w:t>Consommation alimentaire</w:t>
             </w:r>
           </w:p>
         </w:tc>
@@ -3874,7 +4774,7 @@
                 <w:color w:val="16A34A"/>
                 <w:sz w:val="16"/>
               </w:rPr>
-              <w:t>s01q35, s01q36, s01q37, s02q04, s02q15, s03q13, s03q14, s03q15</w:t>
+              <w:t>s00q04, s01q41, s02q14, s01q00b</w:t>
             </w:r>
           </w:p>
         </w:tc>
@@ -3905,7 +4805,7 @@
                 <w:i w:val="0"/>
                 <w:sz w:val="17"/>
               </w:rPr>
-              <w:t>Nombre de mois exercé  (1 mois) par Mbacke Ndiaye dans l'emploi au cours des 12 derniers mois semble faible, veuillez corriger s'il vous plait ou comfirmer avec le QG.</w:t>
+              <w:t>Il manque des informations non renseignées de ( Mbacke Ndiaye ), prière de renseignés toutes les questions liées à ( Mbacke Ndiaye ).</w:t>
             </w:r>
           </w:p>
         </w:tc>
@@ -3995,7 +4895,7 @@
                 <w:i w:val="0"/>
                 <w:sz w:val="17"/>
               </w:rPr>
-              <w:t>Attention ! La section sur le repas pris à l'extérieur du ménage n'est pas renseignée à 100 %.</w:t>
+              <w:t>La section sur le repas pris à l'extérieur du ménage du membre Moussa Camara n'est pas renseignée à 100 %.</w:t>
             </w:r>
           </w:p>
         </w:tc>
@@ -4054,7 +4954,7 @@
                 <w:color w:val="16A34A"/>
                 <w:sz w:val="16"/>
               </w:rPr>
-              <w:t>—</w:t>
+              <w:t>s00q04, s01q41, s02q14, s01q00b</w:t>
             </w:r>
           </w:p>
         </w:tc>
@@ -4085,7 +4985,7 @@
                 <w:i w:val="0"/>
                 <w:sz w:val="17"/>
               </w:rPr>
-              <w:t>Prière de vérifier l'ensemble des questions relatives à cette section et de les renseigner en totalité.</w:t>
+              <w:t>Il manque des informations non renseignées de ( Moussa Camara ), prière de renseignés toutes les questions liées à ( Moussa Camara ).</w:t>
             </w:r>
           </w:p>
         </w:tc>
@@ -4144,7 +5044,7 @@
                 <w:color w:val="16A34A"/>
                 <w:sz w:val="16"/>
               </w:rPr>
-              <w:t>s00q10, s01q35, s01q36, s01q37, s02q04, s02q15, s03q31, s04q22</w:t>
+              <w:t>—</w:t>
             </w:r>
           </w:p>
         </w:tc>
@@ -4175,7 +5075,7 @@
                 <w:i w:val="0"/>
                 <w:sz w:val="17"/>
               </w:rPr>
-              <w:t>Il manque des informations non renseignées de dans cette section, prière de renseignés toutes les questions liées à cette section.</w:t>
+              <w:t>La section sur le repas pris à l'extérieur du ménage du membre Omar Camara n'est pas renseignée à 100 %.</w:t>
             </w:r>
           </w:p>
         </w:tc>
@@ -4234,7 +5134,7 @@
                 <w:color w:val="16A34A"/>
                 <w:sz w:val="16"/>
               </w:rPr>
-              <w:t>—</w:t>
+              <w:t>s00q04, s01q41, s02q14, s01q00b</w:t>
             </w:r>
           </w:p>
         </w:tc>
@@ -4265,7 +5165,7 @@
                 <w:i w:val="0"/>
                 <w:sz w:val="17"/>
               </w:rPr>
-              <w:t>La section sur le repas pris à l'extérieur du ménage du membre Dialika Camara n'est pas renseignée à 100 %.</w:t>
+              <w:t>Il manque des informations non renseignées de ( Omar Camara ), prière de renseignés toutes les questions liées à ( Omar Camara ).</w:t>
             </w:r>
           </w:p>
         </w:tc>
@@ -4355,7 +5255,7 @@
                 <w:i w:val="0"/>
                 <w:sz w:val="17"/>
               </w:rPr>
-              <w:t>Prière de vérifier l'ensemble des questions relatives à ce membre et de les renseigner en totalité.</w:t>
+              <w:t>La section sur le repas pris à l'extérieur du ménage du membre Saer Camara n'est pas renseignée à 100 %.</w:t>
             </w:r>
           </w:p>
         </w:tc>
@@ -4445,7 +5345,7 @@
                 <w:i w:val="0"/>
                 <w:sz w:val="17"/>
               </w:rPr>
-              <w:t>Il manque des informations non renseignées de ( Dialika Camara ), prière de renseignés toutes les questions liées à ( Dialika Camara ).</w:t>
+              <w:t>Il manque des informations non renseignées de ( Saer Camara ), prière de renseignés toutes les questions liées à ( Saer Camara ).</w:t>
             </w:r>
           </w:p>
         </w:tc>
@@ -4478,7 +5378,7 @@
                 <w:i w:val="0"/>
                 <w:sz w:val="16"/>
               </w:rPr>
-              <w:t>S07</w:t>
+              <w:t>S09</w:t>
               <w:br/>
             </w:r>
             <w:r>
@@ -4488,7 +5388,7 @@
                 <w:color w:val="64748B"/>
                 <w:sz w:val="14"/>
               </w:rPr>
-              <w:t>Consommation alimentaire</w:t>
+              <w:t>Dépenses non alimentaires</w:t>
             </w:r>
           </w:p>
         </w:tc>
@@ -4535,7 +5435,7 @@
                 <w:i w:val="0"/>
                 <w:sz w:val="17"/>
               </w:rPr>
-              <w:t>La section sur le repas pris à l'extérieur du ménage du membre Doro Camara n'est pas renseignée à 100 %.</w:t>
+              <w:t>Attention ! La dépense totale du ménage de IBRAHIMA CAMARA (20800 Fcfa) de la fête de Fête des autres Religions /traditions est relativement élevé.</w:t>
             </w:r>
           </w:p>
         </w:tc>
@@ -4568,7 +5468,7 @@
                 <w:i w:val="0"/>
                 <w:sz w:val="16"/>
               </w:rPr>
-              <w:t>S07</w:t>
+              <w:t>S09</w:t>
               <w:br/>
             </w:r>
             <w:r>
@@ -4578,7 +5478,7 @@
                 <w:color w:val="64748B"/>
                 <w:sz w:val="14"/>
               </w:rPr>
-              <w:t>Consommation alimentaire</w:t>
+              <w:t>Dépenses non alimentaires</w:t>
             </w:r>
           </w:p>
         </w:tc>
@@ -4594,7 +5494,7 @@
                 <w:color w:val="16A34A"/>
                 <w:sz w:val="16"/>
               </w:rPr>
-              <w:t>s00q04, s01q41, s02q14, s01q00b</w:t>
+              <w:t>—</w:t>
             </w:r>
           </w:p>
         </w:tc>
@@ -4625,7 +5525,7 @@
                 <w:i w:val="0"/>
                 <w:sz w:val="17"/>
               </w:rPr>
-              <w:t>Il manque des informations non renseignées de ( Doro Camara ), prière de renseignés toutes les questions liées à ( Doro Camara ).</w:t>
+              <w:t>Prière de corriger ou de confirmer avec le QG.</w:t>
             </w:r>
           </w:p>
         </w:tc>
@@ -4658,7 +5558,7 @@
                 <w:i w:val="0"/>
                 <w:sz w:val="16"/>
               </w:rPr>
-              <w:t>S07</w:t>
+              <w:t>S09</w:t>
               <w:br/>
             </w:r>
             <w:r>
@@ -4668,7 +5568,7 @@
                 <w:color w:val="64748B"/>
                 <w:sz w:val="14"/>
               </w:rPr>
-              <w:t>Consommation alimentaire</w:t>
+              <w:t>Dépenses non alimentaires</w:t>
             </w:r>
           </w:p>
         </w:tc>
@@ -4715,7 +5615,7 @@
                 <w:i w:val="0"/>
                 <w:sz w:val="17"/>
               </w:rPr>
-              <w:t>La section sur le repas pris à l'extérieur du ménage du membre Ibrahima Camara n'est pas renseignée à 100 %.</w:t>
+              <w:t>Attention ! La dépense du ménage de IBRAHIMA CAMARA (200 Fcfa) au cours de 30 derniers jours de Autres produits de toilettes (rasoir, coton, crème/mousse à raser etc.) est relativement élevé.</w:t>
             </w:r>
           </w:p>
         </w:tc>
@@ -4748,7 +5648,7 @@
                 <w:i w:val="0"/>
                 <w:sz w:val="16"/>
               </w:rPr>
-              <w:t>S07</w:t>
+              <w:t>S09</w:t>
               <w:br/>
             </w:r>
             <w:r>
@@ -4758,7 +5658,7 @@
                 <w:color w:val="64748B"/>
                 <w:sz w:val="14"/>
               </w:rPr>
-              <w:t>Consommation alimentaire</w:t>
+              <w:t>Dépenses non alimentaires</w:t>
             </w:r>
           </w:p>
         </w:tc>
@@ -4774,7 +5674,7 @@
                 <w:color w:val="16A34A"/>
                 <w:sz w:val="16"/>
               </w:rPr>
-              <w:t>s00q04, s01q41, s02q14, s01q00b</w:t>
+              <w:t>—</w:t>
             </w:r>
           </w:p>
         </w:tc>
@@ -4805,7 +5705,7 @@
                 <w:i w:val="0"/>
                 <w:sz w:val="17"/>
               </w:rPr>
-              <w:t>Il manque des informations non renseignées de ( Ibrahima Camara ), prière de renseignés toutes les questions liées à ( Ibrahima Camara ).</w:t>
+              <w:t>Prière de corriger ou de confirmer avec le QG.</w:t>
             </w:r>
           </w:p>
         </w:tc>
@@ -4838,7 +5738,7 @@
                 <w:i w:val="0"/>
                 <w:sz w:val="16"/>
               </w:rPr>
-              <w:t>S07</w:t>
+              <w:t>S09</w:t>
               <w:br/>
             </w:r>
             <w:r>
@@ -4848,7 +5748,7 @@
                 <w:color w:val="64748B"/>
                 <w:sz w:val="14"/>
               </w:rPr>
-              <w:t>Consommation alimentaire</w:t>
+              <w:t>Dépenses non alimentaires</w:t>
             </w:r>
           </w:p>
         </w:tc>
@@ -4895,7 +5795,7 @@
                 <w:i w:val="0"/>
                 <w:sz w:val="17"/>
               </w:rPr>
-              <w:t>La section sur le repas pris à l'extérieur du ménage du membre Mamadou Camara n'est pas renseignée à 100 %.</w:t>
+              <w:t>Peu plausible! le montant de la dépense (300 Fcfa) pour Frais de confection et de réparation de vêtements enfants semble faible.</w:t>
             </w:r>
           </w:p>
         </w:tc>
@@ -4928,7 +5828,7 @@
                 <w:i w:val="0"/>
                 <w:sz w:val="16"/>
               </w:rPr>
-              <w:t>S07</w:t>
+              <w:t>S09</w:t>
               <w:br/>
             </w:r>
             <w:r>
@@ -4938,7 +5838,7 @@
                 <w:color w:val="64748B"/>
                 <w:sz w:val="14"/>
               </w:rPr>
-              <w:t>Consommation alimentaire</w:t>
+              <w:t>Dépenses non alimentaires</w:t>
             </w:r>
           </w:p>
         </w:tc>
@@ -4954,7 +5854,7 @@
                 <w:color w:val="16A34A"/>
                 <w:sz w:val="16"/>
               </w:rPr>
-              <w:t>s00q04, s01q41, s02q14, s01q00b</w:t>
+              <w:t>—</w:t>
             </w:r>
           </w:p>
         </w:tc>
@@ -4985,7 +5885,7 @@
                 <w:i w:val="0"/>
                 <w:sz w:val="17"/>
               </w:rPr>
-              <w:t>Il manque des informations non renseignées de ( Mamadou Camara ), prière de renseignés toutes les questions liées à ( Mamadou Camara ).</w:t>
+              <w:t>Veuillez, s'il vous plaît, confirmer cette information avec le QG ou la corriger.</w:t>
             </w:r>
           </w:p>
         </w:tc>
@@ -5018,7 +5918,7 @@
                 <w:i w:val="0"/>
                 <w:sz w:val="16"/>
               </w:rPr>
-              <w:t>S07</w:t>
+              <w:t>S09</w:t>
               <w:br/>
             </w:r>
             <w:r>
@@ -5028,7 +5928,7 @@
                 <w:color w:val="64748B"/>
                 <w:sz w:val="14"/>
               </w:rPr>
-              <w:t>Consommation alimentaire</w:t>
+              <w:t>Dépenses non alimentaires</w:t>
             </w:r>
           </w:p>
         </w:tc>
@@ -5075,7 +5975,7 @@
                 <w:i w:val="0"/>
                 <w:sz w:val="17"/>
               </w:rPr>
-              <w:t>La section sur le repas pris à l'extérieur du ménage du membre Mbacke Ndiaye n'est pas renseignée à 100 %.</w:t>
+              <w:t>Attention ! La dépense du ménage de IBRAHIMA CAMARA (300 Fcfa) au cours de 6 derniers mois de Frais de confection et de réparation de vêtements enfants est relativement élevé.</w:t>
             </w:r>
           </w:p>
         </w:tc>
@@ -5108,7 +6008,7 @@
                 <w:i w:val="0"/>
                 <w:sz w:val="16"/>
               </w:rPr>
-              <w:t>S07</w:t>
+              <w:t>S09</w:t>
               <w:br/>
             </w:r>
             <w:r>
@@ -5118,7 +6018,7 @@
                 <w:color w:val="64748B"/>
                 <w:sz w:val="14"/>
               </w:rPr>
-              <w:t>Consommation alimentaire</w:t>
+              <w:t>Dépenses non alimentaires</w:t>
             </w:r>
           </w:p>
         </w:tc>
@@ -5134,7 +6034,7 @@
                 <w:color w:val="16A34A"/>
                 <w:sz w:val="16"/>
               </w:rPr>
-              <w:t>s00q04, s01q41, s02q14, s01q00b</w:t>
+              <w:t>—</w:t>
             </w:r>
           </w:p>
         </w:tc>
@@ -5165,7 +6065,7 @@
                 <w:i w:val="0"/>
                 <w:sz w:val="17"/>
               </w:rPr>
-              <w:t>Il manque des informations non renseignées de ( Mbacke Ndiaye ), prière de renseignés toutes les questions liées à ( Mbacke Ndiaye ).</w:t>
+              <w:t>Prière de corriger ou de confirmer avec le QG.</w:t>
             </w:r>
           </w:p>
         </w:tc>
@@ -5198,7 +6098,7 @@
                 <w:i w:val="0"/>
                 <w:sz w:val="16"/>
               </w:rPr>
-              <w:t>S07</w:t>
+              <w:t>S09</w:t>
               <w:br/>
             </w:r>
             <w:r>
@@ -5208,7 +6108,7 @@
                 <w:color w:val="64748B"/>
                 <w:sz w:val="14"/>
               </w:rPr>
-              <w:t>Consommation alimentaire</w:t>
+              <w:t>Dépenses non alimentaires</w:t>
             </w:r>
           </w:p>
         </w:tc>
@@ -5255,7 +6155,7 @@
                 <w:i w:val="0"/>
                 <w:sz w:val="17"/>
               </w:rPr>
-              <w:t>La section sur le repas pris à l'extérieur du ménage du membre Moussa Camara n'est pas renseignée à 100 %.</w:t>
+              <w:t>La dernière fois que vous avez acheté Linge de maison et articles associés (serviettes de bain, drap, couverture, couvre-lit, oreillers, moustiquaire, nattes, tapis, rideaux, éventail, etc.</w:t>
             </w:r>
           </w:p>
         </w:tc>
@@ -5288,7 +6188,7 @@
                 <w:i w:val="0"/>
                 <w:sz w:val="16"/>
               </w:rPr>
-              <w:t>S07</w:t>
+              <w:t>S09</w:t>
               <w:br/>
             </w:r>
             <w:r>
@@ -5298,7 +6198,7 @@
                 <w:color w:val="64748B"/>
                 <w:sz w:val="14"/>
               </w:rPr>
-              <w:t>Consommation alimentaire</w:t>
+              <w:t>Dépenses non alimentaires</w:t>
             </w:r>
           </w:p>
         </w:tc>
@@ -5314,7 +6214,7 @@
                 <w:color w:val="16A34A"/>
                 <w:sz w:val="16"/>
               </w:rPr>
-              <w:t>s00q04, s01q41, s02q14, s01q00b</w:t>
+              <w:t>s01q23, s01q00b, s01q23_autre</w:t>
             </w:r>
           </w:p>
         </w:tc>
@@ -5345,7 +6245,7 @@
                 <w:i w:val="0"/>
                 <w:sz w:val="17"/>
               </w:rPr>
-              <w:t>Il manque des informations non renseignées de ( Moussa Camara ), prière de renseignés toutes les questions liées à ( Moussa Camara ).</w:t>
+              <w:t>) est centre de santè et semble exister dans les modalités, prière de prendre attache avec le QG pour plus d'explication afin de la classer bien.</w:t>
             </w:r>
           </w:p>
         </w:tc>
@@ -5378,7 +6278,7 @@
                 <w:i w:val="0"/>
                 <w:sz w:val="16"/>
               </w:rPr>
-              <w:t>S07</w:t>
+              <w:t>S09</w:t>
               <w:br/>
             </w:r>
             <w:r>
@@ -5388,7 +6288,7 @@
                 <w:color w:val="64748B"/>
                 <w:sz w:val="14"/>
               </w:rPr>
-              <w:t>Consommation alimentaire</w:t>
+              <w:t>Dépenses non alimentaires</w:t>
             </w:r>
           </w:p>
         </w:tc>
@@ -5435,7 +6335,7 @@
                 <w:i w:val="0"/>
                 <w:sz w:val="17"/>
               </w:rPr>
-              <w:t>La section sur le repas pris à l'extérieur du ménage du membre Omar Camara n'est pas renseignée à 100 %.</w:t>
+              <w:t>Attention ! La dépense du ménage de IBRAHIMA CAMARA (1500 Fcfa) au cours de 12 derniers mois de Achat d'une lampes (lampe électrique, lampe tempête, lampe torche, etc.) est relativement élevé.</w:t>
             </w:r>
           </w:p>
         </w:tc>
@@ -5468,7 +6368,7 @@
                 <w:i w:val="0"/>
                 <w:sz w:val="16"/>
               </w:rPr>
-              <w:t>S07</w:t>
+              <w:t>S09</w:t>
               <w:br/>
             </w:r>
             <w:r>
@@ -5478,7 +6378,7 @@
                 <w:color w:val="64748B"/>
                 <w:sz w:val="14"/>
               </w:rPr>
-              <w:t>Consommation alimentaire</w:t>
+              <w:t>Dépenses non alimentaires</w:t>
             </w:r>
           </w:p>
         </w:tc>
@@ -5494,7 +6394,7 @@
                 <w:color w:val="16A34A"/>
                 <w:sz w:val="16"/>
               </w:rPr>
-              <w:t>s00q04, s01q41, s02q14, s01q00b</w:t>
+              <w:t>—</w:t>
             </w:r>
           </w:p>
         </w:tc>
@@ -5525,7 +6425,7 @@
                 <w:i w:val="0"/>
                 <w:sz w:val="17"/>
               </w:rPr>
-              <w:t>Il manque des informations non renseignées de ( Omar Camara ), prière de renseignés toutes les questions liées à ( Omar Camara ).</w:t>
+              <w:t>Prière de corriger ou de confirmer avec le QG.</w:t>
             </w:r>
           </w:p>
         </w:tc>
@@ -5558,7 +6458,7 @@
                 <w:i w:val="0"/>
                 <w:sz w:val="16"/>
               </w:rPr>
-              <w:t>S07</w:t>
+              <w:t>S09</w:t>
               <w:br/>
             </w:r>
             <w:r>
@@ -5568,7 +6468,7 @@
                 <w:color w:val="64748B"/>
                 <w:sz w:val="14"/>
               </w:rPr>
-              <w:t>Consommation alimentaire</w:t>
+              <w:t>Dépenses non alimentaires</w:t>
             </w:r>
           </w:p>
         </w:tc>
@@ -5615,7 +6515,7 @@
                 <w:i w:val="0"/>
                 <w:sz w:val="17"/>
               </w:rPr>
-              <w:t>La section sur le repas pris à l'extérieur du ménage du membre Saer Camara n'est pas renseignée à 100 %.</w:t>
+              <w:t>Attention ! La dépense du ménage de IBRAHIMA CAMARA (1500 Fcfa) au cours de 12 derniers mois de Articles de sport et de détente: ballon, jeu ludo, poids (pétanque), jeu de carte, jouets pour enfants, jeux vidéo, petits instruments de musique, etc est relativement élevé.</w:t>
             </w:r>
           </w:p>
         </w:tc>
@@ -5648,7 +6548,7 @@
                 <w:i w:val="0"/>
                 <w:sz w:val="16"/>
               </w:rPr>
-              <w:t>S07</w:t>
+              <w:t>S09</w:t>
               <w:br/>
             </w:r>
             <w:r>
@@ -5658,7 +6558,7 @@
                 <w:color w:val="64748B"/>
                 <w:sz w:val="14"/>
               </w:rPr>
-              <w:t>Consommation alimentaire</w:t>
+              <w:t>Dépenses non alimentaires</w:t>
             </w:r>
           </w:p>
         </w:tc>
@@ -5674,7 +6574,7 @@
                 <w:color w:val="16A34A"/>
                 <w:sz w:val="16"/>
               </w:rPr>
-              <w:t>s00q04, s01q41, s02q14, s01q00b</w:t>
+              <w:t>—</w:t>
             </w:r>
           </w:p>
         </w:tc>
@@ -5705,7 +6605,7 @@
                 <w:i w:val="0"/>
                 <w:sz w:val="17"/>
               </w:rPr>
-              <w:t>Il manque des informations non renseignées de ( Saer Camara ), prière de renseignés toutes les questions liées à ( Saer Camara ).</w:t>
+              <w:t>Attention ! La dépense du ménage de IBRAHIMA CAMARA (3000 Fcfa) au cours de 12 derniers mois de Réparation d'appareils électro-ménagers (fer à repasser, frigo, cuisinière, four, réchaud, climatiseur, ventilateur, chauffe-eau, etc.</w:t>
             </w:r>
           </w:p>
         </w:tc>
@@ -5795,7 +6695,7 @@
                 <w:i w:val="0"/>
                 <w:sz w:val="17"/>
               </w:rPr>
-              <w:t>Attention ! La dépense totale du ménage de IBRAHIMA CAMARA (20800 Fcfa) de la fête de Fête des autres Religions /traditions est relativement élevé.</w:t>
+              <w:t>) est relativement élevé.</w:t>
             </w:r>
           </w:p>
         </w:tc>
@@ -5885,7 +6785,7 @@
                 <w:i w:val="0"/>
                 <w:sz w:val="17"/>
               </w:rPr>
-              <w:t>Prière de corriger ou de confirmer avec le QG.</w:t>
+              <w:t>Attention ! La dépense du ménage de IBRAHIMA CAMARA (3500 Fcfa) au cours de 12 derniers mois de Achat d’accessoires numériques (casque audio, écouteurs, haut-parleurs Bluetooth, etc.) pour usage personnel est relativement élevé.</w:t>
             </w:r>
           </w:p>
         </w:tc>
@@ -5975,7 +6875,7 @@
                 <w:i w:val="0"/>
                 <w:sz w:val="17"/>
               </w:rPr>
-              <w:t>Attention ! La dépense du ménage de IBRAHIMA CAMARA (200 Fcfa) au cours de 30 derniers jours de Autres produits de toilettes (rasoir, coton, crème/mousse à raser etc.) est relativement élevé.</w:t>
+              <w:t>Attention ! La dépense du ménage de IBRAHIMA CAMARA (45000 Fcfa) au cours de 12 derniers mois de Réparation d'appareils électroniques: TV, téléphone portable, ordinateur et accessoires, camera, lecteur CD/DVD, radio, etc est relativement élevé.</w:t>
             </w:r>
           </w:p>
         </w:tc>
@@ -6008,7 +6908,7 @@
                 <w:i w:val="0"/>
                 <w:sz w:val="16"/>
               </w:rPr>
-              <w:t>S09</w:t>
+              <w:t>S10</w:t>
               <w:br/>
             </w:r>
             <w:r>
@@ -6018,7 +6918,7 @@
                 <w:color w:val="64748B"/>
                 <w:sz w:val="14"/>
               </w:rPr>
-              <w:t>Dépenses non alimentaires</w:t>
+              <w:t>Logement</w:t>
             </w:r>
           </w:p>
         </w:tc>
@@ -6034,7 +6934,7 @@
                 <w:color w:val="16A34A"/>
                 <w:sz w:val="16"/>
               </w:rPr>
-              <w:t>—</w:t>
+              <w:t>s00q27, s01q03a, s01q03b, s01q03c, s02q04, s03q14, s04q15, s04q16</w:t>
             </w:r>
           </w:p>
         </w:tc>
@@ -6065,7 +6965,7 @@
                 <w:i w:val="0"/>
                 <w:sz w:val="17"/>
               </w:rPr>
-              <w:t>Prière de corriger ou de confirmer avec le QG.</w:t>
+              <w:t>Il manque des informations non renseignées, prière de renseignés toutes les questions.</w:t>
             </w:r>
           </w:p>
         </w:tc>
@@ -6098,7 +6998,7 @@
                 <w:i w:val="0"/>
                 <w:sz w:val="16"/>
               </w:rPr>
-              <w:t>S09</w:t>
+              <w:t>S10</w:t>
               <w:br/>
             </w:r>
             <w:r>
@@ -6108,7 +7008,7 @@
                 <w:color w:val="64748B"/>
                 <w:sz w:val="14"/>
               </w:rPr>
-              <w:t>Dépenses non alimentaires</w:t>
+              <w:t>Logement</w:t>
             </w:r>
           </w:p>
         </w:tc>
@@ -6124,7 +7024,7 @@
                 <w:color w:val="16A34A"/>
                 <w:sz w:val="16"/>
               </w:rPr>
-              <w:t>—</w:t>
+              <w:t>s01q25, s01q29, s01q30, s04q46, s01q00b</w:t>
             </w:r>
           </w:p>
         </w:tc>
@@ -6155,7 +7055,7 @@
                 <w:i w:val="0"/>
                 <w:sz w:val="17"/>
               </w:rPr>
-              <w:t>Peu plausible! le montant de la dépense (300 Fcfa) pour Frais de confection et de réparation de vêtements enfants semble faible.</w:t>
+              <w:t>Il manque des informations non renseignées de , prière de renseignés toutes les questions liées à .</w:t>
             </w:r>
           </w:p>
         </w:tc>
@@ -6188,7 +7088,7 @@
                 <w:i w:val="0"/>
                 <w:sz w:val="16"/>
               </w:rPr>
-              <w:t>S09</w:t>
+              <w:t>S10</w:t>
               <w:br/>
             </w:r>
             <w:r>
@@ -6198,7 +7098,7 @@
                 <w:color w:val="64748B"/>
                 <w:sz w:val="14"/>
               </w:rPr>
-              <w:t>Dépenses non alimentaires</w:t>
+              <w:t>Logement</w:t>
             </w:r>
           </w:p>
         </w:tc>
@@ -6214,7 +7114,7 @@
                 <w:color w:val="16A34A"/>
                 <w:sz w:val="16"/>
               </w:rPr>
-              <w:t>—</w:t>
+              <w:t>s00q07a, s00q08, s00q10, s00q13_0, s00q15_0, s00q17_0, s00q23a, s00q23b</w:t>
             </w:r>
           </w:p>
         </w:tc>
@@ -6245,7 +7145,7 @@
                 <w:i w:val="0"/>
                 <w:sz w:val="17"/>
               </w:rPr>
-              <w:t>Veuillez, s'il vous plaît, confirmer cette information avec le QG ou la corriger.</w:t>
+              <w:t>Le noms de l'entreprise  ne doit pas contenir de chiffre et doit être bien renseigné, prière de bien renseigné .</w:t>
             </w:r>
           </w:p>
         </w:tc>
@@ -6278,7 +7178,7 @@
                 <w:i w:val="0"/>
                 <w:sz w:val="16"/>
               </w:rPr>
-              <w:t>S09</w:t>
+              <w:t>S12</w:t>
               <w:br/>
             </w:r>
             <w:r>
@@ -6288,7 +7188,7 @@
                 <w:color w:val="64748B"/>
                 <w:sz w:val="14"/>
               </w:rPr>
-              <w:t>Dépenses non alimentaires</w:t>
+              <w:t>Avoirs / biens durables</w:t>
             </w:r>
           </w:p>
         </w:tc>
@@ -6335,1357 +7235,7 @@
                 <w:i w:val="0"/>
                 <w:sz w:val="17"/>
               </w:rPr>
-              <w:t>Attention ! La dépense du ménage de IBRAHIMA CAMARA (300 Fcfa) au cours de 6 derniers mois de Frais de confection et de réparation de vêtements enfants est relativement élevé.</w:t>
-            </w:r>
-          </w:p>
-        </w:tc>
-      </w:tr>
-      <w:tr>
-        <w:tc>
-          <w:tcPr>
-            <w:tcW w:type="dxa" w:w="964"/>
-          </w:tcPr>
-          <w:p>
-            <w:r>
-              <w:rPr>
-                <w:b/>
-                <w:i w:val="0"/>
-                <w:color w:val="EA580C"/>
-                <w:sz w:val="16"/>
-              </w:rPr>
-              <w:t>Moyenne</w:t>
-            </w:r>
-          </w:p>
-        </w:tc>
-        <w:tc>
-          <w:tcPr>
-            <w:tcW w:type="dxa" w:w="1247"/>
-          </w:tcPr>
-          <w:p>
-            <w:r>
-              <w:rPr>
-                <w:b/>
-                <w:i w:val="0"/>
-                <w:sz w:val="16"/>
-              </w:rPr>
-              <w:t>S09</w:t>
-              <w:br/>
-            </w:r>
-            <w:r>
-              <w:rPr>
-                <w:b w:val="0"/>
-                <w:i w:val="0"/>
-                <w:color w:val="64748B"/>
-                <w:sz w:val="14"/>
-              </w:rPr>
-              <w:t>Dépenses non alimentaires</w:t>
-            </w:r>
-          </w:p>
-        </w:tc>
-        <w:tc>
-          <w:tcPr>
-            <w:tcW w:type="dxa" w:w="1531"/>
-          </w:tcPr>
-          <w:p>
-            <w:r>
-              <w:rPr>
-                <w:b/>
-                <w:i w:val="0"/>
-                <w:color w:val="16A34A"/>
-                <w:sz w:val="16"/>
-              </w:rPr>
-              <w:t>—</w:t>
-            </w:r>
-          </w:p>
-        </w:tc>
-        <w:tc>
-          <w:tcPr>
-            <w:tcW w:type="dxa" w:w="1191"/>
-          </w:tcPr>
-          <w:p>
-            <w:r>
-              <w:rPr>
-                <w:b w:val="0"/>
-                <w:i w:val="0"/>
-                <w:color w:val="64748B"/>
-                <w:sz w:val="16"/>
-              </w:rPr>
-              <w:t>GT-CQ</w:t>
-            </w:r>
-          </w:p>
-        </w:tc>
-        <w:tc>
-          <w:tcPr>
-            <w:tcW w:type="dxa" w:w="4706"/>
-          </w:tcPr>
-          <w:p>
-            <w:r>
-              <w:rPr>
-                <w:b w:val="0"/>
-                <w:i w:val="0"/>
-                <w:sz w:val="17"/>
-              </w:rPr>
-              <w:t>Prière de corriger ou de confirmer avec le QG.</w:t>
-            </w:r>
-          </w:p>
-        </w:tc>
-      </w:tr>
-      <w:tr>
-        <w:tc>
-          <w:tcPr>
-            <w:tcW w:type="dxa" w:w="964"/>
-          </w:tcPr>
-          <w:p>
-            <w:r>
-              <w:rPr>
-                <w:b/>
-                <w:i w:val="0"/>
-                <w:color w:val="EA580C"/>
-                <w:sz w:val="16"/>
-              </w:rPr>
-              <w:t>Moyenne</w:t>
-            </w:r>
-          </w:p>
-        </w:tc>
-        <w:tc>
-          <w:tcPr>
-            <w:tcW w:type="dxa" w:w="1247"/>
-          </w:tcPr>
-          <w:p>
-            <w:r>
-              <w:rPr>
-                <w:b/>
-                <w:i w:val="0"/>
-                <w:sz w:val="16"/>
-              </w:rPr>
-              <w:t>S09</w:t>
-              <w:br/>
-            </w:r>
-            <w:r>
-              <w:rPr>
-                <w:b w:val="0"/>
-                <w:i w:val="0"/>
-                <w:color w:val="64748B"/>
-                <w:sz w:val="14"/>
-              </w:rPr>
-              <w:t>Dépenses non alimentaires</w:t>
-            </w:r>
-          </w:p>
-        </w:tc>
-        <w:tc>
-          <w:tcPr>
-            <w:tcW w:type="dxa" w:w="1531"/>
-          </w:tcPr>
-          <w:p>
-            <w:r>
-              <w:rPr>
-                <w:b/>
-                <w:i w:val="0"/>
-                <w:color w:val="16A34A"/>
-                <w:sz w:val="16"/>
-              </w:rPr>
-              <w:t>—</w:t>
-            </w:r>
-          </w:p>
-        </w:tc>
-        <w:tc>
-          <w:tcPr>
-            <w:tcW w:type="dxa" w:w="1191"/>
-          </w:tcPr>
-          <w:p>
-            <w:r>
-              <w:rPr>
-                <w:b w:val="0"/>
-                <w:i w:val="0"/>
-                <w:color w:val="64748B"/>
-                <w:sz w:val="16"/>
-              </w:rPr>
-              <w:t>GT-CQ</w:t>
-            </w:r>
-          </w:p>
-        </w:tc>
-        <w:tc>
-          <w:tcPr>
-            <w:tcW w:type="dxa" w:w="4706"/>
-          </w:tcPr>
-          <w:p>
-            <w:r>
-              <w:rPr>
-                <w:b w:val="0"/>
-                <w:i w:val="0"/>
-                <w:sz w:val="17"/>
-              </w:rPr>
-              <w:t>La dernière fois que vous avez acheté Linge de maison et articles associés (serviettes de bain, drap, couverture, couvre-lit, oreillers, moustiquaire, nattes, tapis, rideaux, éventail, etc.</w:t>
-            </w:r>
-          </w:p>
-        </w:tc>
-      </w:tr>
-      <w:tr>
-        <w:tc>
-          <w:tcPr>
-            <w:tcW w:type="dxa" w:w="964"/>
-          </w:tcPr>
-          <w:p>
-            <w:r>
-              <w:rPr>
-                <w:b/>
-                <w:i w:val="0"/>
-                <w:color w:val="EA580C"/>
-                <w:sz w:val="16"/>
-              </w:rPr>
-              <w:t>Moyenne</w:t>
-            </w:r>
-          </w:p>
-        </w:tc>
-        <w:tc>
-          <w:tcPr>
-            <w:tcW w:type="dxa" w:w="1247"/>
-          </w:tcPr>
-          <w:p>
-            <w:r>
-              <w:rPr>
-                <w:b/>
-                <w:i w:val="0"/>
-                <w:sz w:val="16"/>
-              </w:rPr>
-              <w:t>S09</w:t>
-              <w:br/>
-            </w:r>
-            <w:r>
-              <w:rPr>
-                <w:b w:val="0"/>
-                <w:i w:val="0"/>
-                <w:color w:val="64748B"/>
-                <w:sz w:val="14"/>
-              </w:rPr>
-              <w:t>Dépenses non alimentaires</w:t>
-            </w:r>
-          </w:p>
-        </w:tc>
-        <w:tc>
-          <w:tcPr>
-            <w:tcW w:type="dxa" w:w="1531"/>
-          </w:tcPr>
-          <w:p>
-            <w:r>
-              <w:rPr>
-                <w:b/>
-                <w:i w:val="0"/>
-                <w:color w:val="16A34A"/>
-                <w:sz w:val="16"/>
-              </w:rPr>
-              <w:t>s01q23, s01q00b, s01q23_autre</w:t>
-            </w:r>
-          </w:p>
-        </w:tc>
-        <w:tc>
-          <w:tcPr>
-            <w:tcW w:type="dxa" w:w="1191"/>
-          </w:tcPr>
-          <w:p>
-            <w:r>
-              <w:rPr>
-                <w:b w:val="0"/>
-                <w:i w:val="0"/>
-                <w:color w:val="64748B"/>
-                <w:sz w:val="16"/>
-              </w:rPr>
-              <w:t>GT-CQ</w:t>
-            </w:r>
-          </w:p>
-        </w:tc>
-        <w:tc>
-          <w:tcPr>
-            <w:tcW w:type="dxa" w:w="4706"/>
-          </w:tcPr>
-          <w:p>
-            <w:r>
-              <w:rPr>
-                <w:b w:val="0"/>
-                <w:i w:val="0"/>
-                <w:sz w:val="17"/>
-              </w:rPr>
-              <w:t>) est centre de santè et semble exister dans les modalités, prière de prendre attache avec le QG pour plus d'explication afin de la classer bien.</w:t>
-            </w:r>
-          </w:p>
-        </w:tc>
-      </w:tr>
-      <w:tr>
-        <w:tc>
-          <w:tcPr>
-            <w:tcW w:type="dxa" w:w="964"/>
-          </w:tcPr>
-          <w:p>
-            <w:r>
-              <w:rPr>
-                <w:b/>
-                <w:i w:val="0"/>
-                <w:color w:val="EA580C"/>
-                <w:sz w:val="16"/>
-              </w:rPr>
-              <w:t>Moyenne</w:t>
-            </w:r>
-          </w:p>
-        </w:tc>
-        <w:tc>
-          <w:tcPr>
-            <w:tcW w:type="dxa" w:w="1247"/>
-          </w:tcPr>
-          <w:p>
-            <w:r>
-              <w:rPr>
-                <w:b/>
-                <w:i w:val="0"/>
-                <w:sz w:val="16"/>
-              </w:rPr>
-              <w:t>S09</w:t>
-              <w:br/>
-            </w:r>
-            <w:r>
-              <w:rPr>
-                <w:b w:val="0"/>
-                <w:i w:val="0"/>
-                <w:color w:val="64748B"/>
-                <w:sz w:val="14"/>
-              </w:rPr>
-              <w:t>Dépenses non alimentaires</w:t>
-            </w:r>
-          </w:p>
-        </w:tc>
-        <w:tc>
-          <w:tcPr>
-            <w:tcW w:type="dxa" w:w="1531"/>
-          </w:tcPr>
-          <w:p>
-            <w:r>
-              <w:rPr>
-                <w:b/>
-                <w:i w:val="0"/>
-                <w:color w:val="16A34A"/>
-                <w:sz w:val="16"/>
-              </w:rPr>
-              <w:t>—</w:t>
-            </w:r>
-          </w:p>
-        </w:tc>
-        <w:tc>
-          <w:tcPr>
-            <w:tcW w:type="dxa" w:w="1191"/>
-          </w:tcPr>
-          <w:p>
-            <w:r>
-              <w:rPr>
-                <w:b w:val="0"/>
-                <w:i w:val="0"/>
-                <w:color w:val="64748B"/>
-                <w:sz w:val="16"/>
-              </w:rPr>
-              <w:t>GT-CQ</w:t>
-            </w:r>
-          </w:p>
-        </w:tc>
-        <w:tc>
-          <w:tcPr>
-            <w:tcW w:type="dxa" w:w="4706"/>
-          </w:tcPr>
-          <w:p>
-            <w:r>
-              <w:rPr>
-                <w:b w:val="0"/>
-                <w:i w:val="0"/>
-                <w:sz w:val="17"/>
-              </w:rPr>
-              <w:t>Attention ! La dépense du ménage de IBRAHIMA CAMARA (1500 Fcfa) au cours de 12 derniers mois de Achat d'une lampes (lampe électrique, lampe tempête, lampe torche, etc.) est relativement élevé.</w:t>
-            </w:r>
-          </w:p>
-        </w:tc>
-      </w:tr>
-      <w:tr>
-        <w:tc>
-          <w:tcPr>
-            <w:tcW w:type="dxa" w:w="964"/>
-          </w:tcPr>
-          <w:p>
-            <w:r>
-              <w:rPr>
-                <w:b/>
-                <w:i w:val="0"/>
-                <w:color w:val="EA580C"/>
-                <w:sz w:val="16"/>
-              </w:rPr>
-              <w:t>Moyenne</w:t>
-            </w:r>
-          </w:p>
-        </w:tc>
-        <w:tc>
-          <w:tcPr>
-            <w:tcW w:type="dxa" w:w="1247"/>
-          </w:tcPr>
-          <w:p>
-            <w:r>
-              <w:rPr>
-                <w:b/>
-                <w:i w:val="0"/>
-                <w:sz w:val="16"/>
-              </w:rPr>
-              <w:t>S09</w:t>
-              <w:br/>
-            </w:r>
-            <w:r>
-              <w:rPr>
-                <w:b w:val="0"/>
-                <w:i w:val="0"/>
-                <w:color w:val="64748B"/>
-                <w:sz w:val="14"/>
-              </w:rPr>
-              <w:t>Dépenses non alimentaires</w:t>
-            </w:r>
-          </w:p>
-        </w:tc>
-        <w:tc>
-          <w:tcPr>
-            <w:tcW w:type="dxa" w:w="1531"/>
-          </w:tcPr>
-          <w:p>
-            <w:r>
-              <w:rPr>
-                <w:b/>
-                <w:i w:val="0"/>
-                <w:color w:val="16A34A"/>
-                <w:sz w:val="16"/>
-              </w:rPr>
-              <w:t>—</w:t>
-            </w:r>
-          </w:p>
-        </w:tc>
-        <w:tc>
-          <w:tcPr>
-            <w:tcW w:type="dxa" w:w="1191"/>
-          </w:tcPr>
-          <w:p>
-            <w:r>
-              <w:rPr>
-                <w:b w:val="0"/>
-                <w:i w:val="0"/>
-                <w:color w:val="64748B"/>
-                <w:sz w:val="16"/>
-              </w:rPr>
-              <w:t>GT-CQ</w:t>
-            </w:r>
-          </w:p>
-        </w:tc>
-        <w:tc>
-          <w:tcPr>
-            <w:tcW w:type="dxa" w:w="4706"/>
-          </w:tcPr>
-          <w:p>
-            <w:r>
-              <w:rPr>
-                <w:b w:val="0"/>
-                <w:i w:val="0"/>
-                <w:sz w:val="17"/>
-              </w:rPr>
-              <w:t>Prière de corriger ou de confirmer avec le QG.</w:t>
-            </w:r>
-          </w:p>
-        </w:tc>
-      </w:tr>
-      <w:tr>
-        <w:tc>
-          <w:tcPr>
-            <w:tcW w:type="dxa" w:w="964"/>
-          </w:tcPr>
-          <w:p>
-            <w:r>
-              <w:rPr>
-                <w:b/>
-                <w:i w:val="0"/>
-                <w:color w:val="EA580C"/>
-                <w:sz w:val="16"/>
-              </w:rPr>
-              <w:t>Moyenne</w:t>
-            </w:r>
-          </w:p>
-        </w:tc>
-        <w:tc>
-          <w:tcPr>
-            <w:tcW w:type="dxa" w:w="1247"/>
-          </w:tcPr>
-          <w:p>
-            <w:r>
-              <w:rPr>
-                <w:b/>
-                <w:i w:val="0"/>
-                <w:sz w:val="16"/>
-              </w:rPr>
-              <w:t>S09</w:t>
-              <w:br/>
-            </w:r>
-            <w:r>
-              <w:rPr>
-                <w:b w:val="0"/>
-                <w:i w:val="0"/>
-                <w:color w:val="64748B"/>
-                <w:sz w:val="14"/>
-              </w:rPr>
-              <w:t>Dépenses non alimentaires</w:t>
-            </w:r>
-          </w:p>
-        </w:tc>
-        <w:tc>
-          <w:tcPr>
-            <w:tcW w:type="dxa" w:w="1531"/>
-          </w:tcPr>
-          <w:p>
-            <w:r>
-              <w:rPr>
-                <w:b/>
-                <w:i w:val="0"/>
-                <w:color w:val="16A34A"/>
-                <w:sz w:val="16"/>
-              </w:rPr>
-              <w:t>—</w:t>
-            </w:r>
-          </w:p>
-        </w:tc>
-        <w:tc>
-          <w:tcPr>
-            <w:tcW w:type="dxa" w:w="1191"/>
-          </w:tcPr>
-          <w:p>
-            <w:r>
-              <w:rPr>
-                <w:b w:val="0"/>
-                <w:i w:val="0"/>
-                <w:color w:val="64748B"/>
-                <w:sz w:val="16"/>
-              </w:rPr>
-              <w:t>GT-CQ</w:t>
-            </w:r>
-          </w:p>
-        </w:tc>
-        <w:tc>
-          <w:tcPr>
-            <w:tcW w:type="dxa" w:w="4706"/>
-          </w:tcPr>
-          <w:p>
-            <w:r>
-              <w:rPr>
-                <w:b w:val="0"/>
-                <w:i w:val="0"/>
-                <w:sz w:val="17"/>
-              </w:rPr>
-              <w:t>Attention ! La dépense du ménage de IBRAHIMA CAMARA (1500 Fcfa) au cours de 12 derniers mois de Articles de sport et de détente: ballon, jeu ludo, poids (pétanque), jeu de carte, jouets pour enfants, jeux vidéo, petits instruments de musique, etc est relativement élevé.</w:t>
-            </w:r>
-          </w:p>
-        </w:tc>
-      </w:tr>
-      <w:tr>
-        <w:tc>
-          <w:tcPr>
-            <w:tcW w:type="dxa" w:w="964"/>
-          </w:tcPr>
-          <w:p>
-            <w:r>
-              <w:rPr>
-                <w:b/>
-                <w:i w:val="0"/>
-                <w:color w:val="EA580C"/>
-                <w:sz w:val="16"/>
-              </w:rPr>
-              <w:t>Moyenne</w:t>
-            </w:r>
-          </w:p>
-        </w:tc>
-        <w:tc>
-          <w:tcPr>
-            <w:tcW w:type="dxa" w:w="1247"/>
-          </w:tcPr>
-          <w:p>
-            <w:r>
-              <w:rPr>
-                <w:b/>
-                <w:i w:val="0"/>
-                <w:sz w:val="16"/>
-              </w:rPr>
-              <w:t>S09</w:t>
-              <w:br/>
-            </w:r>
-            <w:r>
-              <w:rPr>
-                <w:b w:val="0"/>
-                <w:i w:val="0"/>
-                <w:color w:val="64748B"/>
-                <w:sz w:val="14"/>
-              </w:rPr>
-              <w:t>Dépenses non alimentaires</w:t>
-            </w:r>
-          </w:p>
-        </w:tc>
-        <w:tc>
-          <w:tcPr>
-            <w:tcW w:type="dxa" w:w="1531"/>
-          </w:tcPr>
-          <w:p>
-            <w:r>
-              <w:rPr>
-                <w:b/>
-                <w:i w:val="0"/>
-                <w:color w:val="16A34A"/>
-                <w:sz w:val="16"/>
-              </w:rPr>
-              <w:t>—</w:t>
-            </w:r>
-          </w:p>
-        </w:tc>
-        <w:tc>
-          <w:tcPr>
-            <w:tcW w:type="dxa" w:w="1191"/>
-          </w:tcPr>
-          <w:p>
-            <w:r>
-              <w:rPr>
-                <w:b w:val="0"/>
-                <w:i w:val="0"/>
-                <w:color w:val="64748B"/>
-                <w:sz w:val="16"/>
-              </w:rPr>
-              <w:t>GT-CQ</w:t>
-            </w:r>
-          </w:p>
-        </w:tc>
-        <w:tc>
-          <w:tcPr>
-            <w:tcW w:type="dxa" w:w="4706"/>
-          </w:tcPr>
-          <w:p>
-            <w:r>
-              <w:rPr>
-                <w:b w:val="0"/>
-                <w:i w:val="0"/>
-                <w:sz w:val="17"/>
-              </w:rPr>
-              <w:t>Attention ! La dépense du ménage de IBRAHIMA CAMARA (3000 Fcfa) au cours de 12 derniers mois de Réparation d'appareils électro-ménagers (fer à repasser, frigo, cuisinière, four, réchaud, climatiseur, ventilateur, chauffe-eau, etc.</w:t>
-            </w:r>
-          </w:p>
-        </w:tc>
-      </w:tr>
-      <w:tr>
-        <w:tc>
-          <w:tcPr>
-            <w:tcW w:type="dxa" w:w="964"/>
-          </w:tcPr>
-          <w:p>
-            <w:r>
-              <w:rPr>
-                <w:b/>
-                <w:i w:val="0"/>
-                <w:color w:val="EA580C"/>
-                <w:sz w:val="16"/>
-              </w:rPr>
-              <w:t>Moyenne</w:t>
-            </w:r>
-          </w:p>
-        </w:tc>
-        <w:tc>
-          <w:tcPr>
-            <w:tcW w:type="dxa" w:w="1247"/>
-          </w:tcPr>
-          <w:p>
-            <w:r>
-              <w:rPr>
-                <w:b/>
-                <w:i w:val="0"/>
-                <w:sz w:val="16"/>
-              </w:rPr>
-              <w:t>S09</w:t>
-              <w:br/>
-            </w:r>
-            <w:r>
-              <w:rPr>
-                <w:b w:val="0"/>
-                <w:i w:val="0"/>
-                <w:color w:val="64748B"/>
-                <w:sz w:val="14"/>
-              </w:rPr>
-              <w:t>Dépenses non alimentaires</w:t>
-            </w:r>
-          </w:p>
-        </w:tc>
-        <w:tc>
-          <w:tcPr>
-            <w:tcW w:type="dxa" w:w="1531"/>
-          </w:tcPr>
-          <w:p>
-            <w:r>
-              <w:rPr>
-                <w:b/>
-                <w:i w:val="0"/>
-                <w:color w:val="16A34A"/>
-                <w:sz w:val="16"/>
-              </w:rPr>
-              <w:t>—</w:t>
-            </w:r>
-          </w:p>
-        </w:tc>
-        <w:tc>
-          <w:tcPr>
-            <w:tcW w:type="dxa" w:w="1191"/>
-          </w:tcPr>
-          <w:p>
-            <w:r>
-              <w:rPr>
-                <w:b w:val="0"/>
-                <w:i w:val="0"/>
-                <w:color w:val="64748B"/>
-                <w:sz w:val="16"/>
-              </w:rPr>
-              <w:t>GT-CQ</w:t>
-            </w:r>
-          </w:p>
-        </w:tc>
-        <w:tc>
-          <w:tcPr>
-            <w:tcW w:type="dxa" w:w="4706"/>
-          </w:tcPr>
-          <w:p>
-            <w:r>
-              <w:rPr>
-                <w:b w:val="0"/>
-                <w:i w:val="0"/>
-                <w:sz w:val="17"/>
-              </w:rPr>
-              <w:t>) est relativement élevé.</w:t>
-            </w:r>
-          </w:p>
-        </w:tc>
-      </w:tr>
-      <w:tr>
-        <w:tc>
-          <w:tcPr>
-            <w:tcW w:type="dxa" w:w="964"/>
-          </w:tcPr>
-          <w:p>
-            <w:r>
-              <w:rPr>
-                <w:b/>
-                <w:i w:val="0"/>
-                <w:color w:val="EA580C"/>
-                <w:sz w:val="16"/>
-              </w:rPr>
-              <w:t>Moyenne</w:t>
-            </w:r>
-          </w:p>
-        </w:tc>
-        <w:tc>
-          <w:tcPr>
-            <w:tcW w:type="dxa" w:w="1247"/>
-          </w:tcPr>
-          <w:p>
-            <w:r>
-              <w:rPr>
-                <w:b/>
-                <w:i w:val="0"/>
-                <w:sz w:val="16"/>
-              </w:rPr>
-              <w:t>S09</w:t>
-              <w:br/>
-            </w:r>
-            <w:r>
-              <w:rPr>
-                <w:b w:val="0"/>
-                <w:i w:val="0"/>
-                <w:color w:val="64748B"/>
-                <w:sz w:val="14"/>
-              </w:rPr>
-              <w:t>Dépenses non alimentaires</w:t>
-            </w:r>
-          </w:p>
-        </w:tc>
-        <w:tc>
-          <w:tcPr>
-            <w:tcW w:type="dxa" w:w="1531"/>
-          </w:tcPr>
-          <w:p>
-            <w:r>
-              <w:rPr>
-                <w:b/>
-                <w:i w:val="0"/>
-                <w:color w:val="16A34A"/>
-                <w:sz w:val="16"/>
-              </w:rPr>
-              <w:t>—</w:t>
-            </w:r>
-          </w:p>
-        </w:tc>
-        <w:tc>
-          <w:tcPr>
-            <w:tcW w:type="dxa" w:w="1191"/>
-          </w:tcPr>
-          <w:p>
-            <w:r>
-              <w:rPr>
-                <w:b w:val="0"/>
-                <w:i w:val="0"/>
-                <w:color w:val="64748B"/>
-                <w:sz w:val="16"/>
-              </w:rPr>
-              <w:t>GT-CQ</w:t>
-            </w:r>
-          </w:p>
-        </w:tc>
-        <w:tc>
-          <w:tcPr>
-            <w:tcW w:type="dxa" w:w="4706"/>
-          </w:tcPr>
-          <w:p>
-            <w:r>
-              <w:rPr>
-                <w:b w:val="0"/>
-                <w:i w:val="0"/>
-                <w:sz w:val="17"/>
-              </w:rPr>
-              <w:t>Attention ! La dépense du ménage de IBRAHIMA CAMARA (3500 Fcfa) au cours de 12 derniers mois de Achat d’accessoires numériques (casque audio, écouteurs, haut-parleurs Bluetooth, etc.) pour usage personnel est relativement élevé.</w:t>
-            </w:r>
-          </w:p>
-        </w:tc>
-      </w:tr>
-      <w:tr>
-        <w:tc>
-          <w:tcPr>
-            <w:tcW w:type="dxa" w:w="964"/>
-          </w:tcPr>
-          <w:p>
-            <w:r>
-              <w:rPr>
-                <w:b/>
-                <w:i w:val="0"/>
-                <w:color w:val="EA580C"/>
-                <w:sz w:val="16"/>
-              </w:rPr>
-              <w:t>Moyenne</w:t>
-            </w:r>
-          </w:p>
-        </w:tc>
-        <w:tc>
-          <w:tcPr>
-            <w:tcW w:type="dxa" w:w="1247"/>
-          </w:tcPr>
-          <w:p>
-            <w:r>
-              <w:rPr>
-                <w:b/>
-                <w:i w:val="0"/>
-                <w:sz w:val="16"/>
-              </w:rPr>
-              <w:t>S09</w:t>
-              <w:br/>
-            </w:r>
-            <w:r>
-              <w:rPr>
-                <w:b w:val="0"/>
-                <w:i w:val="0"/>
-                <w:color w:val="64748B"/>
-                <w:sz w:val="14"/>
-              </w:rPr>
-              <w:t>Dépenses non alimentaires</w:t>
-            </w:r>
-          </w:p>
-        </w:tc>
-        <w:tc>
-          <w:tcPr>
-            <w:tcW w:type="dxa" w:w="1531"/>
-          </w:tcPr>
-          <w:p>
-            <w:r>
-              <w:rPr>
-                <w:b/>
-                <w:i w:val="0"/>
-                <w:color w:val="16A34A"/>
-                <w:sz w:val="16"/>
-              </w:rPr>
-              <w:t>—</w:t>
-            </w:r>
-          </w:p>
-        </w:tc>
-        <w:tc>
-          <w:tcPr>
-            <w:tcW w:type="dxa" w:w="1191"/>
-          </w:tcPr>
-          <w:p>
-            <w:r>
-              <w:rPr>
-                <w:b w:val="0"/>
-                <w:i w:val="0"/>
-                <w:color w:val="64748B"/>
-                <w:sz w:val="16"/>
-              </w:rPr>
-              <w:t>GT-CQ</w:t>
-            </w:r>
-          </w:p>
-        </w:tc>
-        <w:tc>
-          <w:tcPr>
-            <w:tcW w:type="dxa" w:w="4706"/>
-          </w:tcPr>
-          <w:p>
-            <w:r>
-              <w:rPr>
-                <w:b w:val="0"/>
-                <w:i w:val="0"/>
-                <w:sz w:val="17"/>
-              </w:rPr>
-              <w:t>Attention ! La dépense du ménage de IBRAHIMA CAMARA (45000 Fcfa) au cours de 12 derniers mois de Réparation d'appareils électroniques: TV, téléphone portable, ordinateur et accessoires, camera, lecteur CD/DVD, radio, etc est relativement élevé.</w:t>
-            </w:r>
-          </w:p>
-        </w:tc>
-      </w:tr>
-      <w:tr>
-        <w:tc>
-          <w:tcPr>
-            <w:tcW w:type="dxa" w:w="964"/>
-          </w:tcPr>
-          <w:p>
-            <w:r>
-              <w:rPr>
-                <w:b/>
-                <w:i w:val="0"/>
-                <w:color w:val="EA580C"/>
-                <w:sz w:val="16"/>
-              </w:rPr>
-              <w:t>Moyenne</w:t>
-            </w:r>
-          </w:p>
-        </w:tc>
-        <w:tc>
-          <w:tcPr>
-            <w:tcW w:type="dxa" w:w="1247"/>
-          </w:tcPr>
-          <w:p>
-            <w:r>
-              <w:rPr>
-                <w:b/>
-                <w:i w:val="0"/>
-                <w:sz w:val="16"/>
-              </w:rPr>
-              <w:t>S10</w:t>
-              <w:br/>
-            </w:r>
-            <w:r>
-              <w:rPr>
-                <w:b w:val="0"/>
-                <w:i w:val="0"/>
-                <w:color w:val="64748B"/>
-                <w:sz w:val="14"/>
-              </w:rPr>
-              <w:t>Logement</w:t>
-            </w:r>
-          </w:p>
-        </w:tc>
-        <w:tc>
-          <w:tcPr>
-            <w:tcW w:type="dxa" w:w="1531"/>
-          </w:tcPr>
-          <w:p>
-            <w:r>
-              <w:rPr>
-                <w:b/>
-                <w:i w:val="0"/>
-                <w:color w:val="16A34A"/>
-                <w:sz w:val="16"/>
-              </w:rPr>
-              <w:t>s00q27, s01q03a, s01q03b, s01q03c, s02q04, s03q14, s04q15, s04q16</w:t>
-            </w:r>
-          </w:p>
-        </w:tc>
-        <w:tc>
-          <w:tcPr>
-            <w:tcW w:type="dxa" w:w="1191"/>
-          </w:tcPr>
-          <w:p>
-            <w:r>
-              <w:rPr>
-                <w:b w:val="0"/>
-                <w:i w:val="0"/>
-                <w:color w:val="64748B"/>
-                <w:sz w:val="16"/>
-              </w:rPr>
-              <w:t>GT-CQ</w:t>
-            </w:r>
-          </w:p>
-        </w:tc>
-        <w:tc>
-          <w:tcPr>
-            <w:tcW w:type="dxa" w:w="4706"/>
-          </w:tcPr>
-          <w:p>
-            <w:r>
-              <w:rPr>
-                <w:b w:val="0"/>
-                <w:i w:val="0"/>
-                <w:sz w:val="17"/>
-              </w:rPr>
-              <w:t>Il manque des informations non renseignées, prière de renseignés toutes les questions.</w:t>
-            </w:r>
-          </w:p>
-        </w:tc>
-      </w:tr>
-      <w:tr>
-        <w:tc>
-          <w:tcPr>
-            <w:tcW w:type="dxa" w:w="964"/>
-          </w:tcPr>
-          <w:p>
-            <w:r>
-              <w:rPr>
-                <w:b/>
-                <w:i w:val="0"/>
-                <w:color w:val="EA580C"/>
-                <w:sz w:val="16"/>
-              </w:rPr>
-              <w:t>Moyenne</w:t>
-            </w:r>
-          </w:p>
-        </w:tc>
-        <w:tc>
-          <w:tcPr>
-            <w:tcW w:type="dxa" w:w="1247"/>
-          </w:tcPr>
-          <w:p>
-            <w:r>
-              <w:rPr>
-                <w:b/>
-                <w:i w:val="0"/>
-                <w:sz w:val="16"/>
-              </w:rPr>
-              <w:t>S10</w:t>
-              <w:br/>
-            </w:r>
-            <w:r>
-              <w:rPr>
-                <w:b w:val="0"/>
-                <w:i w:val="0"/>
-                <w:color w:val="64748B"/>
-                <w:sz w:val="14"/>
-              </w:rPr>
-              <w:t>Logement</w:t>
-            </w:r>
-          </w:p>
-        </w:tc>
-        <w:tc>
-          <w:tcPr>
-            <w:tcW w:type="dxa" w:w="1531"/>
-          </w:tcPr>
-          <w:p>
-            <w:r>
-              <w:rPr>
-                <w:b/>
-                <w:i w:val="0"/>
-                <w:color w:val="16A34A"/>
-                <w:sz w:val="16"/>
-              </w:rPr>
-              <w:t>s01q25, s01q29, s01q30, s04q46, s01q00b</w:t>
-            </w:r>
-          </w:p>
-        </w:tc>
-        <w:tc>
-          <w:tcPr>
-            <w:tcW w:type="dxa" w:w="1191"/>
-          </w:tcPr>
-          <w:p>
-            <w:r>
-              <w:rPr>
-                <w:b w:val="0"/>
-                <w:i w:val="0"/>
-                <w:color w:val="64748B"/>
-                <w:sz w:val="16"/>
-              </w:rPr>
-              <w:t>GT-CQ</w:t>
-            </w:r>
-          </w:p>
-        </w:tc>
-        <w:tc>
-          <w:tcPr>
-            <w:tcW w:type="dxa" w:w="4706"/>
-          </w:tcPr>
-          <w:p>
-            <w:r>
-              <w:rPr>
-                <w:b w:val="0"/>
-                <w:i w:val="0"/>
-                <w:sz w:val="17"/>
-              </w:rPr>
-              <w:t>Il manque des informations non renseignées de , prière de renseignés toutes les questions liées à .</w:t>
-            </w:r>
-          </w:p>
-        </w:tc>
-      </w:tr>
-      <w:tr>
-        <w:tc>
-          <w:tcPr>
-            <w:tcW w:type="dxa" w:w="964"/>
-          </w:tcPr>
-          <w:p>
-            <w:r>
-              <w:rPr>
-                <w:b/>
-                <w:i w:val="0"/>
-                <w:color w:val="EA580C"/>
-                <w:sz w:val="16"/>
-              </w:rPr>
-              <w:t>Moyenne</w:t>
-            </w:r>
-          </w:p>
-        </w:tc>
-        <w:tc>
-          <w:tcPr>
-            <w:tcW w:type="dxa" w:w="1247"/>
-          </w:tcPr>
-          <w:p>
-            <w:r>
-              <w:rPr>
-                <w:b/>
-                <w:i w:val="0"/>
-                <w:sz w:val="16"/>
-              </w:rPr>
-              <w:t>S10</w:t>
-              <w:br/>
-            </w:r>
-            <w:r>
-              <w:rPr>
-                <w:b w:val="0"/>
-                <w:i w:val="0"/>
-                <w:color w:val="64748B"/>
-                <w:sz w:val="14"/>
-              </w:rPr>
-              <w:t>Logement</w:t>
-            </w:r>
-          </w:p>
-        </w:tc>
-        <w:tc>
-          <w:tcPr>
-            <w:tcW w:type="dxa" w:w="1531"/>
-          </w:tcPr>
-          <w:p>
-            <w:r>
-              <w:rPr>
-                <w:b/>
-                <w:i w:val="0"/>
-                <w:color w:val="16A34A"/>
-                <w:sz w:val="16"/>
-              </w:rPr>
-              <w:t>s00q07a, s00q08, s00q10, s00q13_0, s00q15_0, s00q17_0, s00q23a, s00q23b</w:t>
-            </w:r>
-          </w:p>
-        </w:tc>
-        <w:tc>
-          <w:tcPr>
-            <w:tcW w:type="dxa" w:w="1191"/>
-          </w:tcPr>
-          <w:p>
-            <w:r>
-              <w:rPr>
-                <w:b w:val="0"/>
-                <w:i w:val="0"/>
-                <w:color w:val="64748B"/>
-                <w:sz w:val="16"/>
-              </w:rPr>
-              <w:t>GT-CQ</w:t>
-            </w:r>
-          </w:p>
-        </w:tc>
-        <w:tc>
-          <w:tcPr>
-            <w:tcW w:type="dxa" w:w="4706"/>
-          </w:tcPr>
-          <w:p>
-            <w:r>
-              <w:rPr>
-                <w:b w:val="0"/>
-                <w:i w:val="0"/>
-                <w:sz w:val="17"/>
-              </w:rPr>
-              <w:t>Le noms de l'entreprise  ne doit pas contenir de chiffre et doit être bien renseigné, prière de bien renseigné .</w:t>
-            </w:r>
-          </w:p>
-        </w:tc>
-      </w:tr>
-      <w:tr>
-        <w:tc>
-          <w:tcPr>
-            <w:tcW w:type="dxa" w:w="964"/>
-          </w:tcPr>
-          <w:p>
-            <w:r>
-              <w:rPr>
-                <w:b/>
-                <w:i w:val="0"/>
-                <w:color w:val="EA580C"/>
-                <w:sz w:val="16"/>
-              </w:rPr>
-              <w:t>Moyenne</w:t>
-            </w:r>
-          </w:p>
-        </w:tc>
-        <w:tc>
-          <w:tcPr>
-            <w:tcW w:type="dxa" w:w="1247"/>
-          </w:tcPr>
-          <w:p>
-            <w:r>
-              <w:rPr>
-                <w:b/>
-                <w:i w:val="0"/>
-                <w:sz w:val="16"/>
-              </w:rPr>
-              <w:t>S12</w:t>
-              <w:br/>
-            </w:r>
-            <w:r>
-              <w:rPr>
-                <w:b w:val="0"/>
-                <w:i w:val="0"/>
-                <w:color w:val="64748B"/>
-                <w:sz w:val="14"/>
-              </w:rPr>
-              <w:t>Avoirs / biens durables</w:t>
-            </w:r>
-          </w:p>
-        </w:tc>
-        <w:tc>
-          <w:tcPr>
-            <w:tcW w:type="dxa" w:w="1531"/>
-          </w:tcPr>
-          <w:p>
-            <w:r>
-              <w:rPr>
-                <w:b/>
-                <w:i w:val="0"/>
-                <w:color w:val="16A34A"/>
-                <w:sz w:val="16"/>
-              </w:rPr>
-              <w:t>—</w:t>
-            </w:r>
-          </w:p>
-        </w:tc>
-        <w:tc>
-          <w:tcPr>
-            <w:tcW w:type="dxa" w:w="1191"/>
-          </w:tcPr>
-          <w:p>
-            <w:r>
-              <w:rPr>
-                <w:b w:val="0"/>
-                <w:i w:val="0"/>
-                <w:color w:val="64748B"/>
-                <w:sz w:val="16"/>
-              </w:rPr>
-              <w:t>GT-CQ</w:t>
-            </w:r>
-          </w:p>
-        </w:tc>
-        <w:tc>
-          <w:tcPr>
-            <w:tcW w:type="dxa" w:w="4706"/>
-          </w:tcPr>
-          <w:p>
-            <w:r>
-              <w:rPr>
-                <w:b w:val="0"/>
-                <w:i w:val="0"/>
-                <w:sz w:val="17"/>
-              </w:rPr>
               <w:t>Prière de vérifier ou confirmer avec l'enquêté et mettre les bonnes valeurs après verification, s'il le faut.</w:t>
-            </w:r>
-          </w:p>
-        </w:tc>
-      </w:tr>
-      <w:tr>
-        <w:tc>
-          <w:tcPr>
-            <w:tcW w:type="dxa" w:w="964"/>
-          </w:tcPr>
-          <w:p>
-            <w:r>
-              <w:rPr>
-                <w:b/>
-                <w:i w:val="0"/>
-                <w:color w:val="EA580C"/>
-                <w:sz w:val="16"/>
-              </w:rPr>
-              <w:t>Moyenne</w:t>
-            </w:r>
-          </w:p>
-        </w:tc>
-        <w:tc>
-          <w:tcPr>
-            <w:tcW w:type="dxa" w:w="1247"/>
-          </w:tcPr>
-          <w:p>
-            <w:r>
-              <w:rPr>
-                <w:b/>
-                <w:i w:val="0"/>
-                <w:sz w:val="16"/>
-              </w:rPr>
-              <w:t>S13</w:t>
-              <w:br/>
-            </w:r>
-            <w:r>
-              <w:rPr>
-                <w:b w:val="0"/>
-                <w:i w:val="0"/>
-                <w:color w:val="64748B"/>
-                <w:sz w:val="14"/>
-              </w:rPr>
-              <w:t>Transferts</w:t>
-            </w:r>
-          </w:p>
-        </w:tc>
-        <w:tc>
-          <w:tcPr>
-            <w:tcW w:type="dxa" w:w="1531"/>
-          </w:tcPr>
-          <w:p>
-            <w:r>
-              <w:rPr>
-                <w:b/>
-                <w:i w:val="0"/>
-                <w:color w:val="16A34A"/>
-                <w:sz w:val="16"/>
-              </w:rPr>
-              <w:t>s00q07a, s00q08, s00q10, s00q13_0, s00q15_0, s00q17_0, s00q23a, s00q23b</w:t>
-            </w:r>
-          </w:p>
-        </w:tc>
-        <w:tc>
-          <w:tcPr>
-            <w:tcW w:type="dxa" w:w="1191"/>
-          </w:tcPr>
-          <w:p>
-            <w:r>
-              <w:rPr>
-                <w:b w:val="0"/>
-                <w:i w:val="0"/>
-                <w:color w:val="64748B"/>
-                <w:sz w:val="16"/>
-              </w:rPr>
-              <w:t>GT-CQ</w:t>
-            </w:r>
-          </w:p>
-        </w:tc>
-        <w:tc>
-          <w:tcPr>
-            <w:tcW w:type="dxa" w:w="4706"/>
-          </w:tcPr>
-          <w:p>
-            <w:r>
-              <w:rPr>
-                <w:b w:val="0"/>
-                <w:i w:val="0"/>
-                <w:sz w:val="17"/>
-              </w:rPr>
-              <w:t>L'enquêteur prière de fournir d'effort pour avoir le niveau d'étude et l'âge de celui qui a envoyé/donné de l'argent dans la section 13a (Transfert reçu).</w:t>
             </w:r>
           </w:p>
         </w:tc>
